--- a/PROJECT-DOCUMENTATION.docx
+++ b/PROJECT-DOCUMENTATION.docx
@@ -15,12 +15,12 @@
         <w:pStyle w:val="Heading1"/>
       </w:pPr>
       <w:r>
-        <w:t>GB Cart Dumper</w:t>
+        <w:t>GB Cart Dumper — Project Documentation</w:t>
       </w:r>
     </w:p>
     <w:p>
       <w:r>
-        <w:t xml:space="preserve">Android app that dumps Game Boy / Game Boy Color cartridges to </w:t>
+        <w:t xml:space="preserve">Android app that dumps Game Boy / Game Boy Color cartridge ROMs to </w:t>
       </w:r>
       <w:r>
         <w:rPr>
@@ -46,6 +46,11 @@
       </w:r>
     </w:p>
     <w:p>
+      <w:r>
+        <w:t>_Last audited: 2026-10-10 against main @ 3c18006._</w:t>
+      </w:r>
+    </w:p>
+    <w:p>
       <w:pPr>
         <w:pStyle w:val="Heading2"/>
       </w:pPr>
@@ -55,12 +60,12 @@
     </w:p>
     <w:p>
       <w:r>
-        <w:t>GB Cart Dumper turns an Android phone into a standalone Game Boy cartridge backup tool. It speaks the original jrodrigo GB Cart Flasher rev.c serial protocol (ATmega8515 + FT232RL bridge) directly from the phone's USB host port — no PC required. The user picks an output folder, scans a cartridge to read its header, and dumps the full ROM to a file named after the cart title.</w:t>
+        <w:t>GB Cart Dumper turns an Android phone into a standalone Game Boy cartridge backup tool. It speaks the original jrodrigo GB Cart Flasher rev.c serial protocol (ATmega8515 MCU + FTDI FT232RL USB-to-serial bridge) directly from the phone's USB host port — no PC required. The user auto-detects (or picks) the flasher's baud rate and the cart's memory bank controller (MBC), picks an output folder, scans the cartridge to read its header, and dumps the full ROM to a file named after the cart title.</w:t>
       </w:r>
     </w:p>
     <w:p>
       <w:r>
-        <w:t xml:space="preserve">The repo also ships three standalone Python "probe" scripts under </w:t>
+        <w:t xml:space="preserve">The repo also ships three standalone Python probe scripts under </w:t>
       </w:r>
       <w:r>
         <w:rPr>
@@ -71,7 +76,28 @@
         <w:t>tools/</w:t>
       </w:r>
       <w:r>
-        <w:t xml:space="preserve"> that re-implement the same protocol on a PC. These were used during development to reverse-engineer/verify the wire protocol and baud behavior independent of the Android UI.</w:t>
+        <w:t xml:space="preserve"> that re-implement the same protocol on a PC. They were used during development to verify the wire protocol and baud behaviour independently of the Android UI.</w:t>
+      </w:r>
+    </w:p>
+    <w:p>
+      <w:r>
+        <w:t>Implemented: device discovery + USB permission flow, baud × MBC auto-detect with per-flasher memory, bank-0 header scan, full ROM dump with ACK/NAK flow control, post-dump checksum and multicart checks, duplicate-file handling, SAF file output.</w:t>
+      </w:r>
+    </w:p>
+    <w:p>
+      <w:r>
+        <w:t xml:space="preserve">Not implemented: save-RAM (SRAM) read/write, flash writing, and erase. The protocol constants for those operations exist in </w:t>
+      </w:r>
+      <w:r>
+        <w:rPr>
+          <w:rFonts w:ascii="Consolas" w:hAnsi="Consolas"/>
+          <w:color w:val="A02020"/>
+          <w:sz w:val="19"/>
+        </w:rPr>
+        <w:t>flasher/Protocol.kt</w:t>
+      </w:r>
+      <w:r>
+        <w:t xml:space="preserve"> but nothing calls them.</w:t>
       </w:r>
     </w:p>
     <w:p>
@@ -84,7 +110,13 @@
     </w:p>
     <w:p>
       <w:r>
-        <w:t>Working / actively maintained (not abandoned). Evidence:</w:t>
+        <w:rPr>
+          <w:b/>
+        </w:rPr>
+        <w:t>Working, dormant.</w:t>
+      </w:r>
+      <w:r>
+        <w:t xml:space="preserve"> Per the commit history, the protocol and UI were developed and tested on-device; this audit did not re-test on hardware. No code has changed since mid-2026. Evidence:</w:t>
       </w:r>
     </w:p>
     <w:p>
@@ -92,7 +124,29 @@
         <w:pStyle w:val="ListBullet"/>
       </w:pPr>
       <w:r>
-        <w:t>Last commit 2 days before audit (2026-06-25), 16 commits total, all with descriptive messages.</w:t>
+        <w:t xml:space="preserve">17 commits on </w:t>
+      </w:r>
+      <w:r>
+        <w:rPr>
+          <w:rFonts w:ascii="Consolas" w:hAnsi="Consolas"/>
+          <w:color w:val="A02020"/>
+          <w:sz w:val="19"/>
+        </w:rPr>
+        <w:t>main</w:t>
+      </w:r>
+      <w:r>
+        <w:t xml:space="preserve"> (origin/main == HEAD </w:t>
+      </w:r>
+      <w:r>
+        <w:rPr>
+          <w:rFonts w:ascii="Consolas" w:hAnsi="Consolas"/>
+          <w:color w:val="A02020"/>
+          <w:sz w:val="19"/>
+        </w:rPr>
+        <w:t>3c18006</w:t>
+      </w:r>
+      <w:r>
+        <w:t>). There are no other branches and no tags.</w:t>
       </w:r>
     </w:p>
     <w:p>
@@ -100,7 +154,182 @@
         <w:pStyle w:val="ListBullet"/>
       </w:pPr>
       <w:r>
-        <w:t xml:space="preserve">Version </w:t>
+        <w:t>Development: 14 commits on 2026-04-21 (initial commit through "Default baud 375000"). Their messages describe on-device fixes for MASKROM carts, the baud sweep, FT232 buffer sizing and firmware-wedge recovery.</w:t>
+      </w:r>
+    </w:p>
+    <w:p>
+      <w:pPr>
+        <w:pStyle w:val="ListBullet"/>
+      </w:pPr>
+      <w:r>
+        <w:t xml:space="preserve">2026-06-04 </w:t>
+      </w:r>
+      <w:r>
+        <w:rPr>
+          <w:rFonts w:ascii="Consolas" w:hAnsi="Consolas"/>
+          <w:color w:val="A02020"/>
+          <w:sz w:val="19"/>
+        </w:rPr>
+        <w:t>71ee554</w:t>
+      </w:r>
+      <w:r>
+        <w:t xml:space="preserve">: new launcher icon, version 1.0.1 (vc2). 2026-06-25 </w:t>
+      </w:r>
+      <w:r>
+        <w:rPr>
+          <w:rFonts w:ascii="Consolas" w:hAnsi="Consolas"/>
+          <w:color w:val="A02020"/>
+          <w:sz w:val="19"/>
+        </w:rPr>
+        <w:t>5d7f9a9</w:t>
+      </w:r>
+      <w:r>
+        <w:t xml:space="preserve">: migration to the fleet release key and a version bump to </w:t>
+      </w:r>
+      <w:r>
+        <w:rPr>
+          <w:b/>
+        </w:rPr>
+        <w:t>1.0.2 (versionCode 3)</w:t>
+      </w:r>
+      <w:r>
+        <w:t xml:space="preserve">. 2026-06-27 </w:t>
+      </w:r>
+      <w:r>
+        <w:rPr>
+          <w:rFonts w:ascii="Consolas" w:hAnsi="Consolas"/>
+          <w:color w:val="A02020"/>
+          <w:sz w:val="19"/>
+        </w:rPr>
+        <w:t>3c18006</w:t>
+      </w:r>
+      <w:r>
+        <w:t>: generated documentation.</w:t>
+      </w:r>
+    </w:p>
+    <w:p>
+      <w:pPr>
+        <w:pStyle w:val="ListBullet"/>
+      </w:pPr>
+      <w:r>
+        <w:t>There are no automated tests and no CI.</w:t>
+      </w:r>
+    </w:p>
+    <w:p>
+      <w:pPr>
+        <w:pStyle w:val="Heading2"/>
+      </w:pPr>
+      <w:r>
+        <w:t>Technical Requirements</w:t>
+      </w:r>
+    </w:p>
+    <w:p>
+      <w:pPr>
+        <w:pStyle w:val="ListBullet"/>
+      </w:pPr>
+      <w:r>
+        <w:t xml:space="preserve">Languages: Kotlin (app), Python 3.8+ (development probe tools only; they call </w:t>
+      </w:r>
+      <w:r>
+        <w:rPr>
+          <w:rFonts w:ascii="Consolas" w:hAnsi="Consolas"/>
+          <w:color w:val="A02020"/>
+          <w:sz w:val="19"/>
+        </w:rPr>
+        <w:t>bytes.hex(sep)</w:t>
+      </w:r>
+      <w:r>
+        <w:t>, added in 3.8).</w:t>
+      </w:r>
+    </w:p>
+    <w:p>
+      <w:pPr>
+        <w:pStyle w:val="ListBullet"/>
+      </w:pPr>
+      <w:r>
+        <w:t>Build tooling: Android Gradle Plugin 8.7.3, Gradle 8.11.1 (wrapper), Kotlin 2.1.0 (with the Kotlin Compose compiler plugin 2.1.0). JDK 17 (</w:t>
+      </w:r>
+      <w:r>
+        <w:rPr>
+          <w:rFonts w:ascii="Consolas" w:hAnsi="Consolas"/>
+          <w:color w:val="A02020"/>
+          <w:sz w:val="19"/>
+        </w:rPr>
+        <w:t>sourceCompatibility</w:t>
+      </w:r>
+      <w:r>
+        <w:t>/</w:t>
+      </w:r>
+      <w:r>
+        <w:rPr>
+          <w:rFonts w:ascii="Consolas" w:hAnsi="Consolas"/>
+          <w:color w:val="A02020"/>
+          <w:sz w:val="19"/>
+        </w:rPr>
+        <w:t>targetCompatibility</w:t>
+      </w:r>
+      <w:r>
+        <w:t>/</w:t>
+      </w:r>
+      <w:r>
+        <w:rPr>
+          <w:rFonts w:ascii="Consolas" w:hAnsi="Consolas"/>
+          <w:color w:val="A02020"/>
+          <w:sz w:val="19"/>
+        </w:rPr>
+        <w:t>jvmTarget</w:t>
+      </w:r>
+      <w:r>
+        <w:t xml:space="preserve"> = 17).</w:t>
+      </w:r>
+    </w:p>
+    <w:p>
+      <w:pPr>
+        <w:pStyle w:val="ListBullet"/>
+      </w:pPr>
+      <w:r>
+        <w:t>Android SDK: compileSdk 35 / targetSdk 35, minSdk 29 (Android 10+).</w:t>
+      </w:r>
+    </w:p>
+    <w:p>
+      <w:pPr>
+        <w:pStyle w:val="ListBullet"/>
+      </w:pPr>
+      <w:r>
+        <w:t xml:space="preserve">App identity: </w:t>
+      </w:r>
+      <w:r>
+        <w:rPr>
+          <w:rFonts w:ascii="Consolas" w:hAnsi="Consolas"/>
+          <w:color w:val="A02020"/>
+          <w:sz w:val="19"/>
+        </w:rPr>
+        <w:t>applicationId</w:t>
+      </w:r>
+      <w:r>
+        <w:t xml:space="preserve"> / </w:t>
+      </w:r>
+      <w:r>
+        <w:rPr>
+          <w:rFonts w:ascii="Consolas" w:hAnsi="Consolas"/>
+          <w:color w:val="A02020"/>
+          <w:sz w:val="19"/>
+        </w:rPr>
+        <w:t>namespace</w:t>
+      </w:r>
+      <w:r>
+        <w:t xml:space="preserve"> = </w:t>
+      </w:r>
+      <w:r>
+        <w:rPr>
+          <w:rFonts w:ascii="Consolas" w:hAnsi="Consolas"/>
+          <w:color w:val="A02020"/>
+          <w:sz w:val="19"/>
+        </w:rPr>
+        <w:t>com.tyler.gbcartdumper</w:t>
+      </w:r>
+      <w:r>
+        <w:t xml:space="preserve">, versionName </w:t>
       </w:r>
       <w:r>
         <w:rPr>
@@ -111,7 +340,18 @@
         <w:t>1.0.2</w:t>
       </w:r>
       <w:r>
-        <w:t xml:space="preserve"> (versionCode 3); commit history shows iterative bug-fix work on real hardware quirks (MASKROM carts, baud sweep, FT232 buffer sizing, firmware wedge recovery).</w:t>
+        <w:t xml:space="preserve">, versionCode </w:t>
+      </w:r>
+      <w:r>
+        <w:rPr>
+          <w:rFonts w:ascii="Consolas" w:hAnsi="Consolas"/>
+          <w:color w:val="A02020"/>
+          <w:sz w:val="19"/>
+        </w:rPr>
+        <w:t>3</w:t>
+      </w:r>
+      <w:r>
+        <w:t>.</w:t>
       </w:r>
     </w:p>
     <w:p>
@@ -119,7 +359,7 @@
         <w:pStyle w:val="ListBullet"/>
       </w:pPr>
       <w:r>
-        <w:t>Code is complete end-to-end: device discovery, USB permission flow, baud auto-detect, header parsing, ROM streaming with ACK/NAK retransmit handling, SAF file output.</w:t>
+        <w:t>IDE: Android Studio Ladybug or newer (needed for AGP 8.7). You can also build from the command line with an Android SDK 35 install.</w:t>
       </w:r>
     </w:p>
     <w:p>
@@ -127,15 +367,29 @@
         <w:pStyle w:val="ListBullet"/>
       </w:pPr>
       <w:r>
-        <w:t>No automated tests exist; correctness is validated against physical hardware and the embedded Nintendo-logo "oracle" check.</w:t>
-      </w:r>
-    </w:p>
-    <w:p>
-      <w:pPr>
-        <w:pStyle w:val="Heading2"/>
-      </w:pPr>
-      <w:r>
-        <w:t>Technical Requirements</w:t>
+        <w:t>Hardware: an Android device with USB host (OTG) support (</w:t>
+      </w:r>
+      <w:r>
+        <w:rPr>
+          <w:rFonts w:ascii="Consolas" w:hAnsi="Consolas"/>
+          <w:color w:val="A02020"/>
+          <w:sz w:val="19"/>
+        </w:rPr>
+        <w:t>android.hardware.usb.host</w:t>
+      </w:r>
+      <w:r>
+        <w:t xml:space="preserve"> is declared </w:t>
+      </w:r>
+      <w:r>
+        <w:rPr>
+          <w:rFonts w:ascii="Consolas" w:hAnsi="Consolas"/>
+          <w:color w:val="A02020"/>
+          <w:sz w:val="19"/>
+        </w:rPr>
+        <w:t>required="true"</w:t>
+      </w:r>
+      <w:r>
+        <w:t>). You also need a jrodrigo GB Cart Flasher rev.c (FTDI FT232R, USB VID 0x0403 / PID 0x6001) and a GB/GBC cartridge.</w:t>
       </w:r>
     </w:p>
     <w:p>
@@ -143,7 +397,7 @@
         <w:pStyle w:val="ListBullet"/>
       </w:pPr>
       <w:r>
-        <w:t>Languages: Kotlin (app), Python 3 (dev probe tools only).</w:t>
+        <w:t>Accounts/keys: none are needed to build a debug APK. There is no signing config in this repo; release signing happens outside it (see Build &amp; Run).</w:t>
       </w:r>
     </w:p>
     <w:p>
@@ -151,47 +405,7 @@
         <w:pStyle w:val="ListBullet"/>
       </w:pPr>
       <w:r>
-        <w:t>Build tooling: Android Gradle Plugin 8.7.3, Gradle 8.11.1 (via wrapper), Kotlin 2.1.0.</w:t>
-      </w:r>
-    </w:p>
-    <w:p>
-      <w:pPr>
-        <w:pStyle w:val="ListBullet"/>
-      </w:pPr>
-      <w:r>
-        <w:t>Android SDK: compileSdk 35 / targetSdk 35, minSdk 29 (Android 10+). JDK 17.</w:t>
-      </w:r>
-    </w:p>
-    <w:p>
-      <w:pPr>
-        <w:pStyle w:val="ListBullet"/>
-      </w:pPr>
-      <w:r>
-        <w:t>IDE: Android Studio Ladybug+ (per README) or any environment with Android SDK 35.</w:t>
-      </w:r>
-    </w:p>
-    <w:p>
-      <w:pPr>
-        <w:pStyle w:val="ListBullet"/>
-      </w:pPr>
-      <w:r>
-        <w:t>Hardware: an Android device with USB host (OTG) support, plus a jrodrigo GB Cart Flasher rev.c (FTDI FT232R, USB VID 0x0403 / PID 0x6001) and a GB/GBC cartridge.</w:t>
-      </w:r>
-    </w:p>
-    <w:p>
-      <w:pPr>
-        <w:pStyle w:val="ListBullet"/>
-      </w:pPr>
-      <w:r>
-        <w:t>Accounts/keys: none required to build a debug APK. Release signing is handled by an external "fleet" pipeline; no keystore lives in this repo.</w:t>
-      </w:r>
-    </w:p>
-    <w:p>
-      <w:pPr>
-        <w:pStyle w:val="ListBullet"/>
-      </w:pPr>
-      <w:r>
-        <w:t xml:space="preserve">Python tools: require </w:t>
+        <w:t xml:space="preserve">Python tools: </w:t>
       </w:r>
       <w:r>
         <w:rPr>
@@ -232,7 +446,7 @@
         <w:pStyle w:val="Heading2"/>
       </w:pPr>
       <w:r>
-        <w:t>Dependencies (key libs + licenses)</w:t>
+        <w:t>Dependencies</w:t>
       </w:r>
     </w:p>
     <w:p>
@@ -251,65 +465,347 @@
         <w:t>):</w:t>
       </w:r>
     </w:p>
+    <w:tbl>
+      <w:tblPr>
+        <w:tblStyle w:val="LightGrid-Accent1"/>
+        <w:tblW w:type="auto" w:w="0"/>
+        <w:tblLook w:firstColumn="1" w:firstRow="1" w:lastColumn="0" w:lastRow="0" w:noHBand="0" w:noVBand="1" w:val="04A0"/>
+      </w:tblPr>
+      <w:tblGrid>
+        <w:gridCol w:w="2880"/>
+        <w:gridCol w:w="2880"/>
+        <w:gridCol w:w="2880"/>
+      </w:tblGrid>
+      <w:tr>
+        <w:tc>
+          <w:tcPr>
+            <w:tcW w:type="dxa" w:w="2880"/>
+          </w:tcPr>
+          <w:p>
+            <w:r>
+              <w:rPr>
+                <w:b/>
+              </w:rPr>
+              <w:t>Library</w:t>
+            </w:r>
+          </w:p>
+        </w:tc>
+        <w:tc>
+          <w:tcPr>
+            <w:tcW w:type="dxa" w:w="2880"/>
+          </w:tcPr>
+          <w:p>
+            <w:r>
+              <w:rPr>
+                <w:b/>
+              </w:rPr>
+              <w:t>Version</w:t>
+            </w:r>
+          </w:p>
+        </w:tc>
+        <w:tc>
+          <w:tcPr>
+            <w:tcW w:type="dxa" w:w="2880"/>
+          </w:tcPr>
+          <w:p>
+            <w:r>
+              <w:rPr>
+                <w:b/>
+              </w:rPr>
+              <w:t>License</w:t>
+            </w:r>
+          </w:p>
+        </w:tc>
+      </w:tr>
+      <w:tr>
+        <w:tc>
+          <w:tcPr>
+            <w:tcW w:type="dxa" w:w="2880"/>
+          </w:tcPr>
+          <w:p>
+            <w:r>
+              <w:t>androidx.core:core-ktx</w:t>
+            </w:r>
+          </w:p>
+        </w:tc>
+        <w:tc>
+          <w:tcPr>
+            <w:tcW w:type="dxa" w:w="2880"/>
+          </w:tcPr>
+          <w:p>
+            <w:r>
+              <w:t>1.15.0</w:t>
+            </w:r>
+          </w:p>
+        </w:tc>
+        <w:tc>
+          <w:tcPr>
+            <w:tcW w:type="dxa" w:w="2880"/>
+          </w:tcPr>
+          <w:p>
+            <w:r>
+              <w:t>Apache-2.0</w:t>
+            </w:r>
+          </w:p>
+        </w:tc>
+      </w:tr>
+      <w:tr>
+        <w:tc>
+          <w:tcPr>
+            <w:tcW w:type="dxa" w:w="2880"/>
+          </w:tcPr>
+          <w:p>
+            <w:r>
+              <w:t>androidx.activity:activity-compose</w:t>
+            </w:r>
+          </w:p>
+        </w:tc>
+        <w:tc>
+          <w:tcPr>
+            <w:tcW w:type="dxa" w:w="2880"/>
+          </w:tcPr>
+          <w:p>
+            <w:r>
+              <w:t>1.9.3</w:t>
+            </w:r>
+          </w:p>
+        </w:tc>
+        <w:tc>
+          <w:tcPr>
+            <w:tcW w:type="dxa" w:w="2880"/>
+          </w:tcPr>
+          <w:p>
+            <w:r>
+              <w:t>Apache-2.0</w:t>
+            </w:r>
+          </w:p>
+        </w:tc>
+      </w:tr>
+      <w:tr>
+        <w:tc>
+          <w:tcPr>
+            <w:tcW w:type="dxa" w:w="2880"/>
+          </w:tcPr>
+          <w:p>
+            <w:r>
+              <w:t>androidx.lifecycle:lifecycle-runtime-compose / lifecycle-viewmodel-compose</w:t>
+            </w:r>
+          </w:p>
+        </w:tc>
+        <w:tc>
+          <w:tcPr>
+            <w:tcW w:type="dxa" w:w="2880"/>
+          </w:tcPr>
+          <w:p>
+            <w:r>
+              <w:t>2.8.7</w:t>
+            </w:r>
+          </w:p>
+        </w:tc>
+        <w:tc>
+          <w:tcPr>
+            <w:tcW w:type="dxa" w:w="2880"/>
+          </w:tcPr>
+          <w:p>
+            <w:r>
+              <w:t>Apache-2.0</w:t>
+            </w:r>
+          </w:p>
+        </w:tc>
+      </w:tr>
+      <w:tr>
+        <w:tc>
+          <w:tcPr>
+            <w:tcW w:type="dxa" w:w="2880"/>
+          </w:tcPr>
+          <w:p>
+            <w:r>
+              <w:t>androidx.compose BOM (ui, ui-graphics, ui-tooling(-preview), material3, material-icons-extended)</w:t>
+            </w:r>
+          </w:p>
+        </w:tc>
+        <w:tc>
+          <w:tcPr>
+            <w:tcW w:type="dxa" w:w="2880"/>
+          </w:tcPr>
+          <w:p>
+            <w:r>
+              <w:t>2024.12.01</w:t>
+            </w:r>
+          </w:p>
+        </w:tc>
+        <w:tc>
+          <w:tcPr>
+            <w:tcW w:type="dxa" w:w="2880"/>
+          </w:tcPr>
+          <w:p>
+            <w:r>
+              <w:t>Apache-2.0</w:t>
+            </w:r>
+          </w:p>
+        </w:tc>
+      </w:tr>
+      <w:tr>
+        <w:tc>
+          <w:tcPr>
+            <w:tcW w:type="dxa" w:w="2880"/>
+          </w:tcPr>
+          <w:p>
+            <w:r>
+              <w:t>org.jetbrains.kotlinx:kotlinx-coroutines-core / -android</w:t>
+            </w:r>
+          </w:p>
+        </w:tc>
+        <w:tc>
+          <w:tcPr>
+            <w:tcW w:type="dxa" w:w="2880"/>
+          </w:tcPr>
+          <w:p>
+            <w:r>
+              <w:t>1.9.0</w:t>
+            </w:r>
+          </w:p>
+        </w:tc>
+        <w:tc>
+          <w:tcPr>
+            <w:tcW w:type="dxa" w:w="2880"/>
+          </w:tcPr>
+          <w:p>
+            <w:r>
+              <w:t>Apache-2.0</w:t>
+            </w:r>
+          </w:p>
+        </w:tc>
+      </w:tr>
+      <w:tr>
+        <w:tc>
+          <w:tcPr>
+            <w:tcW w:type="dxa" w:w="2880"/>
+          </w:tcPr>
+          <w:p>
+            <w:r>
+              <w:t>androidx.documentfile:documentfile</w:t>
+            </w:r>
+          </w:p>
+        </w:tc>
+        <w:tc>
+          <w:tcPr>
+            <w:tcW w:type="dxa" w:w="2880"/>
+          </w:tcPr>
+          <w:p>
+            <w:r>
+              <w:t>1.0.1</w:t>
+            </w:r>
+          </w:p>
+        </w:tc>
+        <w:tc>
+          <w:tcPr>
+            <w:tcW w:type="dxa" w:w="2880"/>
+          </w:tcPr>
+          <w:p>
+            <w:r>
+              <w:t>Apache-2.0</w:t>
+            </w:r>
+          </w:p>
+        </w:tc>
+      </w:tr>
+      <w:tr>
+        <w:tc>
+          <w:tcPr>
+            <w:tcW w:type="dxa" w:w="2880"/>
+          </w:tcPr>
+          <w:p>
+            <w:r>
+              <w:t>com.github.mik3y:usb-serial-for-android (via JitPack)</w:t>
+            </w:r>
+          </w:p>
+        </w:tc>
+        <w:tc>
+          <w:tcPr>
+            <w:tcW w:type="dxa" w:w="2880"/>
+          </w:tcPr>
+          <w:p>
+            <w:r>
+              <w:t>3.8.1</w:t>
+            </w:r>
+          </w:p>
+        </w:tc>
+        <w:tc>
+          <w:tcPr>
+            <w:tcW w:type="dxa" w:w="2880"/>
+          </w:tcPr>
+          <w:p>
+            <w:r>
+              <w:t>MIT</w:t>
+            </w:r>
+          </w:p>
+        </w:tc>
+      </w:tr>
+    </w:tbl>
+    <w:p/>
     <w:p>
-      <w:pPr>
-        <w:pStyle w:val="ListBullet"/>
-      </w:pPr>
-      <w:r>
-        <w:t>androidx.core:core-ktx 1.15.0 — Apache-2.0</w:t>
+      <w:r>
+        <w:t xml:space="preserve">Build plugins: AGP 8.7.3 (Apache-2.0), Kotlin Android / Kotlin Compose plugins 2.1.0 (Apache-2.0). Gradle Wrapper scripts and jar are bundled in the repo (Apache-2.0, see </w:t>
+      </w:r>
+      <w:r>
+        <w:rPr>
+          <w:rFonts w:ascii="Consolas" w:hAnsi="Consolas"/>
+          <w:color w:val="A02020"/>
+          <w:sz w:val="19"/>
+        </w:rPr>
+        <w:t>THIRD-PARTY.md</w:t>
+      </w:r>
+      <w:r>
+        <w:t>).</w:t>
       </w:r>
     </w:p>
     <w:p>
-      <w:pPr>
-        <w:pStyle w:val="ListBullet"/>
-      </w:pPr>
-      <w:r>
-        <w:t>androidx.activity:activity-compose 1.9.3 — Apache-2.0</w:t>
-      </w:r>
-    </w:p>
-    <w:p>
-      <w:pPr>
-        <w:pStyle w:val="ListBullet"/>
-      </w:pPr>
-      <w:r>
-        <w:t>androidx.lifecycle (runtime/viewmodel compose) 2.8.7 — Apache-2.0</w:t>
-      </w:r>
-    </w:p>
-    <w:p>
-      <w:pPr>
-        <w:pStyle w:val="ListBullet"/>
-      </w:pPr>
-      <w:r>
-        <w:t>androidx.compose BOM 2024.12.01 + ui / material3 / material-icons-extended / tooling — Apache-2.0</w:t>
-      </w:r>
-    </w:p>
-    <w:p>
-      <w:pPr>
-        <w:pStyle w:val="ListBullet"/>
-      </w:pPr>
-      <w:r>
-        <w:t>org.jetbrains.kotlinx:kotlinx-coroutines-core/android 1.9.0 — Apache-2.0</w:t>
-      </w:r>
-    </w:p>
-    <w:p>
-      <w:pPr>
-        <w:pStyle w:val="ListBullet"/>
-      </w:pPr>
-      <w:r>
-        <w:t>androidx.documentfile:documentfile 1.0.1 — Apache-2.0</w:t>
-      </w:r>
-    </w:p>
-    <w:p>
-      <w:pPr>
-        <w:pStyle w:val="ListBullet"/>
-      </w:pPr>
-      <w:r>
-        <w:t>com.github.mik3y:usb-serial-for-android 3.8.1 (via JitPack) — MIT</w:t>
-      </w:r>
-    </w:p>
-    <w:p>
-      <w:r>
-        <w:t>Build plugins: AGP 8.7.3 (Apache-2.0), Kotlin Android / Compose 2.1.0 (Apache-2.0).</w:t>
+      <w:r>
+        <w:t xml:space="preserve">Repositories: </w:t>
+      </w:r>
+      <w:r>
+        <w:rPr>
+          <w:rFonts w:ascii="Consolas" w:hAnsi="Consolas"/>
+          <w:color w:val="A02020"/>
+          <w:sz w:val="19"/>
+        </w:rPr>
+        <w:t>google()</w:t>
+      </w:r>
+      <w:r>
+        <w:t xml:space="preserve">, </w:t>
+      </w:r>
+      <w:r>
+        <w:rPr>
+          <w:rFonts w:ascii="Consolas" w:hAnsi="Consolas"/>
+          <w:color w:val="A02020"/>
+          <w:sz w:val="19"/>
+        </w:rPr>
+        <w:t>mavenCentral()</w:t>
+      </w:r>
+      <w:r>
+        <w:t xml:space="preserve">, plus </w:t>
+      </w:r>
+      <w:r>
+        <w:rPr>
+          <w:rFonts w:ascii="Consolas" w:hAnsi="Consolas"/>
+          <w:color w:val="A02020"/>
+          <w:sz w:val="19"/>
+        </w:rPr>
+        <w:t>https://jitpack.io</w:t>
+      </w:r>
+      <w:r>
+        <w:t>, which is needed for usb-serial-for-android (</w:t>
+      </w:r>
+      <w:r>
+        <w:rPr>
+          <w:rFonts w:ascii="Consolas" w:hAnsi="Consolas"/>
+          <w:color w:val="A02020"/>
+          <w:sz w:val="19"/>
+        </w:rPr>
+        <w:t>settings.gradle.kts</w:t>
+      </w:r>
+      <w:r>
+        <w:t>).</w:t>
       </w:r>
     </w:p>
     <w:p>
@@ -326,11 +822,6 @@
       </w:r>
       <w:r>
         <w:t xml:space="preserve"> — BSD-3-Clause.</w:t>
-      </w:r>
-    </w:p>
-    <w:p>
-      <w:r>
-        <w:t>All dependencies are mainstream and reasonably current as of the audit date; none are known-vulnerable.</w:t>
       </w:r>
     </w:p>
     <w:p>
@@ -357,11 +848,11 @@
         <w:t>cd GBCartDumper</w:t>
         <w:br/>
         <w:br/>
-        <w:t># 2. Ensure JDK 17 and Android SDK 35 are installed.</w:t>
+        <w:t># 2. Install JDK 17 and Android SDK 35.</w:t>
         <w:br/>
-        <w:t>#    Android Studio will provision these automatically on first open,</w:t>
+        <w:t>#    Android Studio provisions the SDK on first open. For CLI builds, either set</w:t>
         <w:br/>
-        <w:t>#    or create a local.properties with: sdk.dir=/path/to/Android/sdk</w:t>
+        <w:t>#    ANDROID_HOME or create local.properties with: sdk.dir=/path/to/Android/sdk</w:t>
         <w:br/>
         <w:t>#    (local.properties is gitignored and must NOT be committed.)</w:t>
         <w:br/>
@@ -395,14 +886,25 @@
         <w:t># Output: app/build/outputs/apk/debug/app-debug.apk</w:t>
         <w:br/>
         <w:br/>
-        <w:t># Install to a connected device</w:t>
+        <w:t># Install to a connected device (adb)</w:t>
         <w:br/>
         <w:t>./gradlew :app:installDebug</w:t>
       </w:r>
     </w:p>
     <w:p>
       <w:r>
-        <w:t xml:space="preserve">Release builds: </w:t>
+        <w:t xml:space="preserve">Release builds: the </w:t>
+      </w:r>
+      <w:r>
+        <w:rPr>
+          <w:rFonts w:ascii="Consolas" w:hAnsi="Consolas"/>
+          <w:color w:val="A02020"/>
+          <w:sz w:val="19"/>
+        </w:rPr>
+        <w:t>release</w:t>
+      </w:r>
+      <w:r>
+        <w:t xml:space="preserve"> build type in </w:t>
       </w:r>
       <w:r>
         <w:rPr>
@@ -424,7 +926,16 @@
         <w:t>isMinifyEnabled = false</w:t>
       </w:r>
       <w:r>
-        <w:t xml:space="preserve"> and defines NO signingConfig. The release variant is signed externally by the owner's "fleet" key pipeline (see commit 5d7f9a9), so an unmodified </w:t>
+        <w:t xml:space="preserve"> and </w:t>
+      </w:r>
+      <w:r>
+        <w:rPr>
+          <w:b/>
+        </w:rPr>
+        <w:t>no `signingConfig`</w:t>
+      </w:r>
+      <w:r>
+        <w:t xml:space="preserve">, so an unmodified </w:t>
       </w:r>
       <w:r>
         <w:rPr>
@@ -432,10 +943,21 @@
           <w:color w:val="A02020"/>
           <w:sz w:val="19"/>
         </w:rPr>
-        <w:t>assembleRelease</w:t>
-      </w:r>
-      <w:r>
-        <w:t xml:space="preserve"> here produces an unsigned APK.</w:t>
+        <w:t>./gradlew :app:assembleRelease</w:t>
+      </w:r>
+      <w:r>
+        <w:t xml:space="preserve"> produces an unsigned APK. The owner's self-hosted fleet pipeline builds and signs distributed builds outside this repo (commit </w:t>
+      </w:r>
+      <w:r>
+        <w:rPr>
+          <w:rFonts w:ascii="Consolas" w:hAnsi="Consolas"/>
+          <w:color w:val="A02020"/>
+          <w:sz w:val="19"/>
+        </w:rPr>
+        <w:t>5d7f9a9</w:t>
+      </w:r>
+      <w:r>
+        <w:t>, "migrate to fleet release key"). This repo does not contain the pipeline's build type or signing details, so they are unverified here.</w:t>
       </w:r>
     </w:p>
     <w:p>
@@ -451,7 +973,38 @@
         <w:pStyle w:val="ListNumber"/>
       </w:pPr>
       <w:r>
-        <w:t>Plug the GB Cart Flasher rev.c into the phone via USB-C OTG (or native USB-C).</w:t>
+        <w:t xml:space="preserve">Plug the GB Cart Flasher rev.c into the phone via USB-C OTG. The </w:t>
+      </w:r>
+      <w:r>
+        <w:rPr>
+          <w:rFonts w:ascii="Consolas" w:hAnsi="Consolas"/>
+          <w:color w:val="A02020"/>
+          <w:sz w:val="19"/>
+        </w:rPr>
+        <w:t>USB_DEVICE_ATTACHED</w:t>
+      </w:r>
+      <w:r>
+        <w:t xml:space="preserve"> filter (</w:t>
+      </w:r>
+      <w:r>
+        <w:rPr>
+          <w:rFonts w:ascii="Consolas" w:hAnsi="Consolas"/>
+          <w:color w:val="A02020"/>
+          <w:sz w:val="19"/>
+        </w:rPr>
+        <w:t>res/xml/device_filter.xml</w:t>
+      </w:r>
+      <w:r>
+        <w:t xml:space="preserve">, VID 1027 / PID 24577 = 0x0403/0x6001) can launch the app on plug-in. The device card shows "Flasher attached" and the FT232R VID:PID. Once USB permission is granted, it also shows the serial number. </w:t>
+      </w:r>
+      <w:r>
+        <w:rPr>
+          <w:b/>
+        </w:rPr>
+        <w:t>Rescan</w:t>
+      </w:r>
+      <w:r>
+        <w:t xml:space="preserve"> re-checks presence.</w:t>
       </w:r>
     </w:p>
     <w:p>
@@ -459,7 +1012,16 @@
         <w:pStyle w:val="ListNumber"/>
       </w:pPr>
       <w:r>
-        <w:t>Grant USB permission when prompted (a USB_DEVICE_ATTACHED filter for VID 1027 / PID 24577 also auto-launches the app).</w:t>
+        <w:t xml:space="preserve">Grant USB permission when prompted. The app requests it the first time you tap an action that needs the device. After you grant it, the app automatically runs </w:t>
+      </w:r>
+      <w:r>
+        <w:rPr>
+          <w:b/>
+        </w:rPr>
+        <w:t>Scan cart</w:t>
+      </w:r>
+      <w:r>
+        <w:t>.</w:t>
       </w:r>
     </w:p>
     <w:p>
@@ -467,7 +1029,25 @@
         <w:pStyle w:val="ListNumber"/>
       </w:pPr>
       <w:r>
-        <w:t>Tap "Choose" to pick a destination folder (SAF tree picker; persisted permission).</w:t>
+        <w:t xml:space="preserve">(Recommended on a new flasher) Tap </w:t>
+      </w:r>
+      <w:r>
+        <w:rPr>
+          <w:b/>
+        </w:rPr>
+        <w:t>Auto-detect baud + MBC</w:t>
+      </w:r>
+      <w:r>
+        <w:t xml:space="preserve">. It tries your currently selected baud first, then the rest of 375000 / 187500 / 185000 / 125000 (fastest first). For each baud it tries ROM only, MBC1, MBC5, MBC3, MBC2 and MBC5 Rumble. It reads 32 KiB and accepts the first combination whose bytes at 0x0104 match the 48-byte Nintendo boot logo. The winning combination is saved for that flasher's FT232R serial number and reused next time. Starting auto-detect first erases any saved entry for that flasher, and a failed sweep saves nothing (see Known Issues). </w:t>
+      </w:r>
+      <w:r>
+        <w:rPr>
+          <w:b/>
+        </w:rPr>
+        <w:t>Scan cart</w:t>
+      </w:r>
+      <w:r>
+        <w:t xml:space="preserve"> does not auto-detect.</w:t>
       </w:r>
     </w:p>
     <w:p>
@@ -475,7 +1055,25 @@
         <w:pStyle w:val="ListNumber"/>
       </w:pPr>
       <w:r>
-        <w:t>Tap "Scan cart" — the app auto-detects baud, queries STATUS, reads bank 0, and parses the cart header (title, CGB flag, MBC type, ROM/RAM size, header checksum, Nintendo-logo validity).</w:t>
+        <w:t xml:space="preserve">Or set </w:t>
+      </w:r>
+      <w:r>
+        <w:rPr>
+          <w:b/>
+        </w:rPr>
+        <w:t>Baud rate</w:t>
+      </w:r>
+      <w:r>
+        <w:t xml:space="preserve"> and </w:t>
+      </w:r>
+      <w:r>
+        <w:rPr>
+          <w:b/>
+        </w:rPr>
+        <w:t>MBC</w:t>
+      </w:r>
+      <w:r>
+        <w:t xml:space="preserve"> manually in the Settings card. The app starts at 375000 baud and "ROM only".</w:t>
       </w:r>
     </w:p>
     <w:p>
@@ -483,7 +1081,50 @@
         <w:pStyle w:val="ListNumber"/>
       </w:pPr>
       <w:r>
-        <w:t xml:space="preserve">Tap "Dump ROM" — the full ROM is streamed and saved as </w:t>
+        <w:t xml:space="preserve">Tap </w:t>
+      </w:r>
+      <w:r>
+        <w:rPr>
+          <w:b/>
+        </w:rPr>
+        <w:t>Choose</w:t>
+      </w:r>
+      <w:r>
+        <w:t xml:space="preserve"> to pick a destination folder (SAF tree picker). The app takes a persistable URI permission, but it does not remember the folder across app launches, so you choose it again each session.</w:t>
+      </w:r>
+    </w:p>
+    <w:p>
+      <w:pPr>
+        <w:pStyle w:val="ListNumber"/>
+      </w:pPr>
+      <w:r>
+        <w:t xml:space="preserve">Tap </w:t>
+      </w:r>
+      <w:r>
+        <w:rPr>
+          <w:b/>
+        </w:rPr>
+        <w:t>Scan cart</w:t>
+      </w:r>
+      <w:r>
+        <w:t>. The app reads the first 32 KiB (2 banks) at the selected baud. It tries the selected MBC first, then ROM only → MBC1 → MBC3 → MBC5. It then parses the header: title (with a Shift-JIS fallback for Japanese titles), CGB flag, cart type, ROM/RAM size, header checksum and a logo check. It also shows whether this firmware supports the cart's mapper. This version does not send the flasher's STATUS command.</w:t>
+      </w:r>
+    </w:p>
+    <w:p>
+      <w:pPr>
+        <w:pStyle w:val="ListNumber"/>
+      </w:pPr>
+      <w:r>
+        <w:t xml:space="preserve">Tap </w:t>
+      </w:r>
+      <w:r>
+        <w:rPr>
+          <w:b/>
+        </w:rPr>
+        <w:t>Dump ROM</w:t>
+      </w:r>
+      <w:r>
+        <w:t xml:space="preserve">. The button is enabled once a cart has been scanned and a folder chosen. The whole ROM streams with a progress bar, and you can cancel it with the ✕ button. After the dump the app checks the global checksum and the MBC1-multicart heuristic, then saves the file. Either check failing only logs a warning; the file is saved anyway. It is saved as </w:t>
       </w:r>
       <w:r>
         <w:rPr>
@@ -491,7 +1132,7 @@
           <w:color w:val="A02020"/>
           <w:sz w:val="19"/>
         </w:rPr>
-        <w:t>&lt;Title&gt;-&lt;timestamp&gt;.gb</w:t>
+        <w:t>&lt;Title&gt;-yyyyMMdd-HHmmss.gb</w:t>
       </w:r>
       <w:r>
         <w:t xml:space="preserve"> or </w:t>
@@ -505,12 +1146,100 @@
         <w:t>.gbc</w:t>
       </w:r>
       <w:r>
+        <w:t xml:space="preserve">. Characters outside </w:t>
+      </w:r>
+      <w:r>
+        <w:rPr>
+          <w:rFonts w:ascii="Consolas" w:hAnsi="Consolas"/>
+          <w:color w:val="A02020"/>
+          <w:sz w:val="19"/>
+        </w:rPr>
+        <w:t>A–Z a–z 0–9 . _ space -</w:t>
+      </w:r>
+      <w:r>
+        <w:t xml:space="preserve"> in the title become </w:t>
+      </w:r>
+      <w:r>
+        <w:rPr>
+          <w:rFonts w:ascii="Consolas" w:hAnsi="Consolas"/>
+          <w:color w:val="A02020"/>
+          <w:sz w:val="19"/>
+        </w:rPr>
+        <w:t>_</w:t>
+      </w:r>
+      <w:r>
+        <w:t xml:space="preserve">. If the folder already holds a </w:t>
+      </w:r>
+      <w:r>
+        <w:rPr>
+          <w:rFonts w:ascii="Consolas" w:hAnsi="Consolas"/>
+          <w:color w:val="A02020"/>
+          <w:sz w:val="19"/>
+        </w:rPr>
+        <w:t>.gb</w:t>
+      </w:r>
+      <w:r>
+        <w:t>/</w:t>
+      </w:r>
+      <w:r>
+        <w:rPr>
+          <w:rFonts w:ascii="Consolas" w:hAnsi="Consolas"/>
+          <w:color w:val="A02020"/>
+          <w:sz w:val="19"/>
+        </w:rPr>
+        <w:t>.gbc</w:t>
+      </w:r>
+      <w:r>
+        <w:t xml:space="preserve"> whose name starts with the same title, a dialog says whether the contents are identical (same size + SHA-256) and offers </w:t>
+      </w:r>
+      <w:r>
+        <w:rPr>
+          <w:b/>
+        </w:rPr>
+        <w:t>Save as new</w:t>
+      </w:r>
+      <w:r>
+        <w:t xml:space="preserve">, </w:t>
+      </w:r>
+      <w:r>
+        <w:rPr>
+          <w:b/>
+        </w:rPr>
+        <w:t>Overwrite</w:t>
+      </w:r>
+      <w:r>
+        <w:t xml:space="preserve"> or </w:t>
+      </w:r>
+      <w:r>
+        <w:rPr>
+          <w:b/>
+        </w:rPr>
+        <w:t>Cancel</w:t>
+      </w:r>
+      <w:r>
         <w:t>.</w:t>
       </w:r>
     </w:p>
     <w:p>
-      <w:r>
-        <w:t>Python probe tools (PC, for debugging a flasher):</w:t>
+      <w:pPr>
+        <w:pStyle w:val="ListNumber"/>
+      </w:pPr>
+      <w:r>
+        <w:t xml:space="preserve">The </w:t>
+      </w:r>
+      <w:r>
+        <w:rPr>
+          <w:b/>
+        </w:rPr>
+        <w:t>Log</w:t>
+      </w:r>
+      <w:r>
+        <w:t xml:space="preserve"> card keeps the last 200 timestamped lines. Use the buttons to copy it to the clipboard or clear it.</w:t>
+      </w:r>
+    </w:p>
+    <w:p>
+      <w:r>
+        <w:t>Python probe tools (on a PC, for debugging a flasher). If you omit the port, each script picks the first FTDI 0403:6001 port it finds:</w:t>
       </w:r>
     </w:p>
     <w:p>
@@ -522,11 +1251,11 @@
           <w:rFonts w:ascii="Consolas" w:hAnsi="Consolas"/>
           <w:sz w:val="18"/>
         </w:rPr>
-        <w:t>python tools/probe_pc.py [COMPORT] [BAUD]       # send STATUS, decode response</w:t>
+        <w:t>python3 tools/probe_pc.py [PORT] [BAUD]             # send STATUS, print + decode the 72-byte reply (default 185000)</w:t>
         <w:br/>
-        <w:t>python tools/probe_pc_rrom.py COM8 185000       # try reading bank 0</w:t>
+        <w:t>python3 tools/probe_pc_rrom.py [PORT] [BAUD] [MBC]  # CONFIG+RROM for 2 banks, print received frames (default 185000, MBC 0x04 ROM-only)</w:t>
         <w:br/>
-        <w:t>python tools/sweep_pc.py [COMPORT]              # baud x MBC compatibility sweep</w:t>
+        <w:t>python3 tools/sweep_pc.py [PORT]                    # baud x MBC matrix, incl. off-spec 460800/500000/750000 as negative controls</w:t>
       </w:r>
     </w:p>
     <w:p>
@@ -534,12 +1263,12 @@
         <w:pStyle w:val="Heading2"/>
       </w:pPr>
       <w:r>
-        <w:t>Architecture (components + data flow)</w:t>
+        <w:t>Architecture</w:t>
       </w:r>
     </w:p>
     <w:p>
       <w:r>
-        <w:t>UI layer (Jetpack Compose, MVVM):</w:t>
+        <w:t>UI layer (Jetpack Compose, single-activity MVVM):</w:t>
       </w:r>
     </w:p>
     <w:p>
@@ -555,7 +1284,29 @@
         <w:t>MainActivity.kt</w:t>
       </w:r>
       <w:r>
-        <w:t xml:space="preserve"> — hosts Compose UI, USB permission BroadcastReceiver, keep-screen-on.</w:t>
+        <w:t xml:space="preserve"> — hosts the Compose UI and keeps the screen on. It handles the USB-attach intent (</w:t>
+      </w:r>
+      <w:r>
+        <w:rPr>
+          <w:rFonts w:ascii="Consolas" w:hAnsi="Consolas"/>
+          <w:color w:val="A02020"/>
+          <w:sz w:val="19"/>
+        </w:rPr>
+        <w:t>singleTask</w:t>
+      </w:r>
+      <w:r>
+        <w:t xml:space="preserve">), requests USB permission through a package-scoped </w:t>
+      </w:r>
+      <w:r>
+        <w:rPr>
+          <w:rFonts w:ascii="Consolas" w:hAnsi="Consolas"/>
+          <w:color w:val="A02020"/>
+          <w:sz w:val="19"/>
+        </w:rPr>
+        <w:t>PendingIntent</w:t>
+      </w:r>
+      <w:r>
+        <w:t>, and registers runtime receivers for the permission result and for USB attach/detach. It also takes the persistable SAF folder permission.</w:t>
       </w:r>
     </w:p>
     <w:p>
@@ -571,7 +1322,7 @@
         <w:t>ui/DumperScreen.kt</w:t>
       </w:r>
       <w:r>
-        <w:t xml:space="preserve"> — the single screen (device card, folder picker, baud dropdown, log card with copy/clear).</w:t>
+        <w:t xml:space="preserve"> — the single screen: device-status card, auto-detect button, Settings card (baud dropdown, MBC dropdown, save-folder picker), cart card, progress card, Scan / Dump / Cancel row, last-dump card, log card (copy/clear), and the duplicate-ROM dialog.</w:t>
       </w:r>
     </w:p>
     <w:p>
@@ -587,7 +1338,29 @@
         <w:t>ui/DumperViewModel.kt</w:t>
       </w:r>
       <w:r>
-        <w:t xml:space="preserve"> — orchestrates scan/dump coroutines, baud auto-detect, progress, logging.</w:t>
+        <w:t xml:space="preserve"> — UI state (</w:t>
+      </w:r>
+      <w:r>
+        <w:rPr>
+          <w:rFonts w:ascii="Consolas" w:hAnsi="Consolas"/>
+          <w:color w:val="A02020"/>
+          <w:sz w:val="19"/>
+        </w:rPr>
+        <w:t>StateFlow</w:t>
+      </w:r>
+      <w:r>
+        <w:t xml:space="preserve">) and the auto-detect sweep. It also runs scan and dump on coroutines, chooses the MBC for a dump (manual override → MBC that worked during scan/auto-detect → header MBC → ROM only), runs the post-dump integrity checks and duplicate detection, and writes files through SAF </w:t>
+      </w:r>
+      <w:r>
+        <w:rPr>
+          <w:rFonts w:ascii="Consolas" w:hAnsi="Consolas"/>
+          <w:color w:val="A02020"/>
+          <w:sz w:val="19"/>
+        </w:rPr>
+        <w:t>DocumentFile</w:t>
+      </w:r>
+      <w:r>
+        <w:t>.</w:t>
       </w:r>
     </w:p>
     <w:p>
@@ -614,7 +1387,7 @@
         <w:t>ui/AccentState.kt</w:t>
       </w:r>
       <w:r>
-        <w:t xml:space="preserve"> — Material 3 theming with randomized accent.</w:t>
+        <w:t xml:space="preserve"> — Material 3 theme with an OLED-black dark scheme (follows system dark mode; a light scheme exists). The accent hue is random on each cold start and re-randomizes on every button tap.</w:t>
       </w:r>
     </w:p>
     <w:p>
@@ -646,7 +1419,227 @@
         <w:t>Protocol.kt</w:t>
       </w:r>
       <w:r>
-        <w:t xml:space="preserve"> — packet constants (72-byte packets, 64-byte payload frames, markers, sub-commands, MBC/op codes).</w:t>
+        <w:t xml:space="preserve"> — constants: 72-byte packets, 64-byte data frames, 16 KiB pages (256 frames). Markers </w:t>
+      </w:r>
+      <w:r>
+        <w:rPr>
+          <w:rFonts w:ascii="Consolas" w:hAnsi="Consolas"/>
+          <w:color w:val="A02020"/>
+          <w:sz w:val="19"/>
+        </w:rPr>
+        <w:t>DATA=0x55</w:t>
+      </w:r>
+      <w:r>
+        <w:t xml:space="preserve">, </w:t>
+      </w:r>
+      <w:r>
+        <w:rPr>
+          <w:rFonts w:ascii="Consolas" w:hAnsi="Consolas"/>
+          <w:color w:val="A02020"/>
+          <w:sz w:val="19"/>
+        </w:rPr>
+        <w:t>ACK=0xAA</w:t>
+      </w:r>
+      <w:r>
+        <w:t xml:space="preserve">, </w:t>
+      </w:r>
+      <w:r>
+        <w:rPr>
+          <w:rFonts w:ascii="Consolas" w:hAnsi="Consolas"/>
+          <w:color w:val="A02020"/>
+          <w:sz w:val="19"/>
+        </w:rPr>
+        <w:t>NAK=0xF0</w:t>
+      </w:r>
+      <w:r>
+        <w:t xml:space="preserve">, </w:t>
+      </w:r>
+      <w:r>
+        <w:rPr>
+          <w:rFonts w:ascii="Consolas" w:hAnsi="Consolas"/>
+          <w:color w:val="A02020"/>
+          <w:sz w:val="19"/>
+        </w:rPr>
+        <w:t>END=0x0F</w:t>
+      </w:r>
+      <w:r>
+        <w:t xml:space="preserve">. Sub-commands (packet[1]) </w:t>
+      </w:r>
+      <w:r>
+        <w:rPr>
+          <w:rFonts w:ascii="Consolas" w:hAnsi="Consolas"/>
+          <w:color w:val="A02020"/>
+          <w:sz w:val="19"/>
+        </w:rPr>
+        <w:t>CONFIG=0x00</w:t>
+      </w:r>
+      <w:r>
+        <w:t xml:space="preserve">, </w:t>
+      </w:r>
+      <w:r>
+        <w:rPr>
+          <w:rFonts w:ascii="Consolas" w:hAnsi="Consolas"/>
+          <w:color w:val="A02020"/>
+          <w:sz w:val="19"/>
+        </w:rPr>
+        <w:t>DATA_NORMAL=0x01</w:t>
+      </w:r>
+      <w:r>
+        <w:t xml:space="preserve">, </w:t>
+      </w:r>
+      <w:r>
+        <w:rPr>
+          <w:rFonts w:ascii="Consolas" w:hAnsi="Consolas"/>
+          <w:color w:val="A02020"/>
+          <w:sz w:val="19"/>
+        </w:rPr>
+        <w:t>DATA_LAST=0x02</w:t>
+      </w:r>
+      <w:r>
+        <w:t xml:space="preserve">, </w:t>
+      </w:r>
+      <w:r>
+        <w:rPr>
+          <w:rFonts w:ascii="Consolas" w:hAnsi="Consolas"/>
+          <w:color w:val="A02020"/>
+          <w:sz w:val="19"/>
+        </w:rPr>
+        <w:t>ERASE=0x03</w:t>
+      </w:r>
+      <w:r>
+        <w:t xml:space="preserve">, </w:t>
+      </w:r>
+      <w:r>
+        <w:rPr>
+          <w:rFonts w:ascii="Consolas" w:hAnsi="Consolas"/>
+          <w:color w:val="A02020"/>
+          <w:sz w:val="19"/>
+        </w:rPr>
+        <w:t>STATUS=0x04</w:t>
+      </w:r>
+      <w:r>
+        <w:t xml:space="preserve">. Operations (packet[2]) </w:t>
+      </w:r>
+      <w:r>
+        <w:rPr>
+          <w:rFonts w:ascii="Consolas" w:hAnsi="Consolas"/>
+          <w:color w:val="A02020"/>
+          <w:sz w:val="19"/>
+        </w:rPr>
+        <w:t>RROM=0x00</w:t>
+      </w:r>
+      <w:r>
+        <w:t xml:space="preserve">, </w:t>
+      </w:r>
+      <w:r>
+        <w:rPr>
+          <w:rFonts w:ascii="Consolas" w:hAnsi="Consolas"/>
+          <w:color w:val="A02020"/>
+          <w:sz w:val="19"/>
+        </w:rPr>
+        <w:t>RRAM=0x01</w:t>
+      </w:r>
+      <w:r>
+        <w:t xml:space="preserve">, </w:t>
+      </w:r>
+      <w:r>
+        <w:rPr>
+          <w:rFonts w:ascii="Consolas" w:hAnsi="Consolas"/>
+          <w:color w:val="A02020"/>
+          <w:sz w:val="19"/>
+        </w:rPr>
+        <w:t>WROM=0x02</w:t>
+      </w:r>
+      <w:r>
+        <w:t xml:space="preserve">, </w:t>
+      </w:r>
+      <w:r>
+        <w:rPr>
+          <w:rFonts w:ascii="Consolas" w:hAnsi="Consolas"/>
+          <w:color w:val="A02020"/>
+          <w:sz w:val="19"/>
+        </w:rPr>
+        <w:t>WRAM=0x03</w:t>
+      </w:r>
+      <w:r>
+        <w:t xml:space="preserve">. MBC codes </w:t>
+      </w:r>
+      <w:r>
+        <w:rPr>
+          <w:rFonts w:ascii="Consolas" w:hAnsi="Consolas"/>
+          <w:color w:val="A02020"/>
+          <w:sz w:val="19"/>
+        </w:rPr>
+        <w:t>AUTO=0</w:t>
+      </w:r>
+      <w:r>
+        <w:t xml:space="preserve">, </w:t>
+      </w:r>
+      <w:r>
+        <w:rPr>
+          <w:rFonts w:ascii="Consolas" w:hAnsi="Consolas"/>
+          <w:color w:val="A02020"/>
+          <w:sz w:val="19"/>
+        </w:rPr>
+        <w:t>MBC1=1</w:t>
+      </w:r>
+      <w:r>
+        <w:t xml:space="preserve">, </w:t>
+      </w:r>
+      <w:r>
+        <w:rPr>
+          <w:rFonts w:ascii="Consolas" w:hAnsi="Consolas"/>
+          <w:color w:val="A02020"/>
+          <w:sz w:val="19"/>
+        </w:rPr>
+        <w:t>MBC2=2</w:t>
+      </w:r>
+      <w:r>
+        <w:t xml:space="preserve">, </w:t>
+      </w:r>
+      <w:r>
+        <w:rPr>
+          <w:rFonts w:ascii="Consolas" w:hAnsi="Consolas"/>
+          <w:color w:val="A02020"/>
+          <w:sz w:val="19"/>
+        </w:rPr>
+        <w:t>MBC3=3</w:t>
+      </w:r>
+      <w:r>
+        <w:t xml:space="preserve">, </w:t>
+      </w:r>
+      <w:r>
+        <w:rPr>
+          <w:rFonts w:ascii="Consolas" w:hAnsi="Consolas"/>
+          <w:color w:val="A02020"/>
+          <w:sz w:val="19"/>
+        </w:rPr>
+        <w:t>ROMONLY=4</w:t>
+      </w:r>
+      <w:r>
+        <w:t xml:space="preserve">, </w:t>
+      </w:r>
+      <w:r>
+        <w:rPr>
+          <w:rFonts w:ascii="Consolas" w:hAnsi="Consolas"/>
+          <w:color w:val="A02020"/>
+          <w:sz w:val="19"/>
+        </w:rPr>
+        <w:t>MBC5=5</w:t>
+      </w:r>
+      <w:r>
+        <w:t xml:space="preserve">, </w:t>
+      </w:r>
+      <w:r>
+        <w:rPr>
+          <w:rFonts w:ascii="Consolas" w:hAnsi="Consolas"/>
+          <w:color w:val="A02020"/>
+          <w:sz w:val="19"/>
+        </w:rPr>
+        <w:t>RUMBLE=6</w:t>
+      </w:r>
+      <w:r>
+        <w:t>. Flash algorithm codes, plus header-cart-type → MBC mapping.</w:t>
       </w:r>
     </w:p>
     <w:p>
@@ -662,7 +1655,7 @@
         <w:t>Crc16.kt</w:t>
       </w:r>
       <w:r>
-        <w:t xml:space="preserve"> — CRC-16/CCITT-FALSE table-driven implementation.</w:t>
+        <w:t xml:space="preserve"> — table-driven CRC-16 (poly 0x1021, init 0x0000), stored big-endian in packet bytes [70..71].</w:t>
       </w:r>
     </w:p>
     <w:p>
@@ -678,7 +1671,7 @@
         <w:t>FtdiTransport.kt</w:t>
       </w:r>
       <w:r>
-        <w:t xml:space="preserve"> — thin wrapper over usb-serial-for-android's FT232 driver (8N1, no flow control, DTR/RTS deliberately de-asserted to avoid holding the ATmega in reset, 2 ms latency timer via reflection).</w:t>
+        <w:t xml:space="preserve"> — thin wrapper over usb-serial-for-android's FT232 driver. It sets 8N1, never asserts DTR/RTS (they can hold the ATmega in reset), and sets a 2 ms latency timer via reflection. It reads through a carry-over staging buffer, which the FT232 driver needs.</w:t>
       </w:r>
     </w:p>
     <w:p>
@@ -694,7 +1687,71 @@
         <w:t>GBFlasher.kt</w:t>
       </w:r>
       <w:r>
-        <w:t xml:space="preserve"> — high-level STATUS and readRom operations: builds packets, sends, validates CRC, ACK/NAK per frame, handles re-transmits, recovers from firmware wedge (END + delay + flush).</w:t>
+        <w:t xml:space="preserve"> — </w:t>
+      </w:r>
+      <w:r>
+        <w:rPr>
+          <w:rFonts w:ascii="Consolas" w:hAnsi="Consolas"/>
+          <w:color w:val="A02020"/>
+          <w:sz w:val="19"/>
+        </w:rPr>
+        <w:t>readRom()</w:t>
+      </w:r>
+      <w:r>
+        <w:t xml:space="preserve"> builds the CONFIG+RROM packet (</w:t>
+      </w:r>
+      <w:r>
+        <w:rPr>
+          <w:rFonts w:ascii="Consolas" w:hAnsi="Consolas"/>
+          <w:color w:val="A02020"/>
+          <w:sz w:val="19"/>
+        </w:rPr>
+        <w:t>[0x55, 0x00, 0x00 RROM, mbc, alg, 0x00, (pages−1)_hi, (pages−1)_lo, 0…, crc_hi, crc_lo]</w:t>
+      </w:r>
+      <w:r>
+        <w:t xml:space="preserve">). The device's first DATA packet doubles as acceptance; there is no separate ACK. Data packets carry the packet number in [3], the page in [4..5] and the 64-byte frame in [6..69]. The host ACKs each good frame and NAKs bad CRCs. It handles re-sent frames, stops on </w:t>
+      </w:r>
+      <w:r>
+        <w:rPr>
+          <w:rFonts w:ascii="Consolas" w:hAnsi="Consolas"/>
+          <w:color w:val="A02020"/>
+          <w:sz w:val="19"/>
+        </w:rPr>
+        <w:t>DATA_LAST</w:t>
+      </w:r>
+      <w:r>
+        <w:t xml:space="preserve">, and recovers a wedged firmware (END + 400 ms + flush). Bank count is limited to 1..512. </w:t>
+      </w:r>
+      <w:r>
+        <w:rPr>
+          <w:rFonts w:ascii="Consolas" w:hAnsi="Consolas"/>
+          <w:color w:val="A02020"/>
+          <w:sz w:val="19"/>
+        </w:rPr>
+        <w:t>readStatus()</w:t>
+      </w:r>
+      <w:r>
+        <w:t xml:space="preserve"> (STATUS command) is implemented but </w:t>
+      </w:r>
+      <w:r>
+        <w:rPr>
+          <w:b/>
+        </w:rPr>
+        <w:t>unused</w:t>
+      </w:r>
+      <w:r>
+        <w:t xml:space="preserve">: commit </w:t>
+      </w:r>
+      <w:r>
+        <w:rPr>
+          <w:rFonts w:ascii="Consolas" w:hAnsi="Consolas"/>
+          <w:color w:val="A02020"/>
+          <w:sz w:val="19"/>
+        </w:rPr>
+        <w:t>4f0e412</w:t>
+      </w:r>
+      <w:r>
+        <w:t xml:space="preserve"> dropped it from the scan flow because it wedges the firmware on MASKROM carts.</w:t>
       </w:r>
     </w:p>
     <w:p>
@@ -710,7 +1767,7 @@
         <w:t>CartHeader.kt</w:t>
       </w:r>
       <w:r>
-        <w:t xml:space="preserve"> — parses the 50-byte GB header at 0x0100–0x014F; embeds the 48-byte Nintendo boot logo as a validity oracle; classifies MBC support.</w:t>
+        <w:t xml:space="preserve"> — parses the header at 0x0100–0x014F (title, CGB flag, cart type, ROM/RAM banks, header checksum, global checksum). It holds the 48-byte boot-logo comparison constant and classifies mapper support. It also computes the global checksum and runs the MBC1-multicart heuristic (a second logo at 0x40104).</w:t>
       </w:r>
     </w:p>
     <w:p>
@@ -726,12 +1783,160 @@
         <w:t>util/FlasherPrefs.kt</w:t>
       </w:r>
       <w:r>
-        <w:t xml:space="preserve"> — SharedPreferences (MODE_PRIVATE) storing last-known-good baud + MBC keyed by FTDI serial number.</w:t>
+        <w:t xml:space="preserve"> — private SharedPreferences </w:t>
+      </w:r>
+      <w:r>
+        <w:rPr>
+          <w:rFonts w:ascii="Consolas" w:hAnsi="Consolas"/>
+          <w:color w:val="A02020"/>
+          <w:sz w:val="19"/>
+        </w:rPr>
+        <w:t>flasher_prefs</w:t>
+      </w:r>
+      <w:r>
+        <w:t xml:space="preserve"> holding the last-known-good baud + MBC per FTDI serial number.</w:t>
       </w:r>
     </w:p>
     <w:p>
       <w:r>
-        <w:t>Data flow: USB device attach → permission → FtdiTransport.open/configure → GBFlasher.readStatus → CartHeader.parse → GBFlasher.readRom (streamed, ACK per frame) → write bytes to SAF DocumentFile.</w:t>
+        <w:t xml:space="preserve">Data flow: USB attach/detach broadcast or Rescan → </w:t>
+      </w:r>
+      <w:r>
+        <w:rPr>
+          <w:rFonts w:ascii="Consolas" w:hAnsi="Consolas"/>
+          <w:color w:val="A02020"/>
+          <w:sz w:val="19"/>
+        </w:rPr>
+        <w:t>FtdiTransport.findDevice</w:t>
+      </w:r>
+      <w:r>
+        <w:t xml:space="preserve"> → serial lookup → </w:t>
+      </w:r>
+      <w:r>
+        <w:rPr>
+          <w:rFonts w:ascii="Consolas" w:hAnsi="Consolas"/>
+          <w:color w:val="A02020"/>
+          <w:sz w:val="19"/>
+        </w:rPr>
+        <w:t>FlasherPrefs.load</w:t>
+      </w:r>
+      <w:r>
+        <w:t xml:space="preserve"> → (auto-detect: baud × MBC sweep via </w:t>
+      </w:r>
+      <w:r>
+        <w:rPr>
+          <w:rFonts w:ascii="Consolas" w:hAnsi="Consolas"/>
+          <w:color w:val="A02020"/>
+          <w:sz w:val="19"/>
+        </w:rPr>
+        <w:t>GBFlasher.readRom(2 banks)</w:t>
+      </w:r>
+      <w:r>
+        <w:t xml:space="preserve"> + logo check → </w:t>
+      </w:r>
+      <w:r>
+        <w:rPr>
+          <w:rFonts w:ascii="Consolas" w:hAnsi="Consolas"/>
+          <w:color w:val="A02020"/>
+          <w:sz w:val="19"/>
+        </w:rPr>
+        <w:t>FlasherPrefs.save</w:t>
+      </w:r>
+      <w:r>
+        <w:t xml:space="preserve">) → Scan: </w:t>
+      </w:r>
+      <w:r>
+        <w:rPr>
+          <w:rFonts w:ascii="Consolas" w:hAnsi="Consolas"/>
+          <w:color w:val="A02020"/>
+          <w:sz w:val="19"/>
+        </w:rPr>
+        <w:t>readRom(2 banks)</w:t>
+      </w:r>
+      <w:r>
+        <w:t xml:space="preserve"> with MBC fallback → </w:t>
+      </w:r>
+      <w:r>
+        <w:rPr>
+          <w:rFonts w:ascii="Consolas" w:hAnsi="Consolas"/>
+          <w:color w:val="A02020"/>
+          <w:sz w:val="19"/>
+        </w:rPr>
+        <w:t>CartHeader.parse</w:t>
+      </w:r>
+      <w:r>
+        <w:t xml:space="preserve"> → Dump: </w:t>
+      </w:r>
+      <w:r>
+        <w:rPr>
+          <w:rFonts w:ascii="Consolas" w:hAnsi="Consolas"/>
+          <w:color w:val="A02020"/>
+          <w:sz w:val="19"/>
+        </w:rPr>
+        <w:t>readRom(all banks)</w:t>
+      </w:r>
+      <w:r>
+        <w:t xml:space="preserve"> → checksum/multicart checks → duplicate check → </w:t>
+      </w:r>
+      <w:r>
+        <w:rPr>
+          <w:rFonts w:ascii="Consolas" w:hAnsi="Consolas"/>
+          <w:color w:val="A02020"/>
+          <w:sz w:val="19"/>
+        </w:rPr>
+        <w:t>DocumentFile</w:t>
+      </w:r>
+      <w:r>
+        <w:t xml:space="preserve"> write.</w:t>
+      </w:r>
+    </w:p>
+    <w:p>
+      <w:r>
+        <w:t>PC tools (</w:t>
+      </w:r>
+      <w:r>
+        <w:rPr>
+          <w:rFonts w:ascii="Consolas" w:hAnsi="Consolas"/>
+          <w:color w:val="A02020"/>
+          <w:sz w:val="19"/>
+        </w:rPr>
+        <w:t>tools/</w:t>
+      </w:r>
+      <w:r>
+        <w:t xml:space="preserve">): </w:t>
+      </w:r>
+      <w:r>
+        <w:rPr>
+          <w:rFonts w:ascii="Consolas" w:hAnsi="Consolas"/>
+          <w:color w:val="A02020"/>
+          <w:sz w:val="19"/>
+        </w:rPr>
+        <w:t>probe_pc.py</w:t>
+      </w:r>
+      <w:r>
+        <w:t xml:space="preserve">, </w:t>
+      </w:r>
+      <w:r>
+        <w:rPr>
+          <w:rFonts w:ascii="Consolas" w:hAnsi="Consolas"/>
+          <w:color w:val="A02020"/>
+          <w:sz w:val="19"/>
+        </w:rPr>
+        <w:t>probe_pc_rrom.py</w:t>
+      </w:r>
+      <w:r>
+        <w:t xml:space="preserve">, </w:t>
+      </w:r>
+      <w:r>
+        <w:rPr>
+          <w:rFonts w:ascii="Consolas" w:hAnsi="Consolas"/>
+          <w:color w:val="A02020"/>
+          <w:sz w:val="19"/>
+        </w:rPr>
+        <w:t>sweep_pc.py</w:t>
+      </w:r>
+      <w:r>
+        <w:t xml:space="preserve"> — standalone pyserial scripts with their own copies of the CRC and packet builders. They do not interact with the app.</w:t>
       </w:r>
     </w:p>
     <w:p>
@@ -747,7 +1952,7 @@
         <w:pStyle w:val="ListBullet"/>
       </w:pPr>
       <w:r>
-        <w:t>Hardware: jrodrigo GB Cart Flasher rev.c (ATmega8515 MCU + FTDI FT232RL USB-to-serial bridge). This is the sole external system the app talks to; communication is local USB serial, no network.</w:t>
+        <w:t>Hardware: jrodrigo GB Cart Flasher rev.c (ATmega8515 MCU + FTDI FT232RL USB-to-serial bridge). This is the only external system the app talks to, over local USB serial with no network.</w:t>
       </w:r>
     </w:p>
     <w:p>
@@ -755,7 +1960,7 @@
         <w:pStyle w:val="ListBullet"/>
       </w:pPr>
       <w:r>
-        <w:t>Library: mik3y/usb-serial-for-android (GitHub via JitPack) provides the FT232R USB-serial driver.</w:t>
+        <w:t>Library: mik3y/usb-serial-for-android (from GitHub via JitPack) provides the FT232R USB-serial driver.</w:t>
       </w:r>
     </w:p>
     <w:p>
@@ -763,7 +1968,16 @@
         <w:pStyle w:val="ListBullet"/>
       </w:pPr>
       <w:r>
-        <w:t>Owner's "fleet" release-signing pipeline (referenced in commit 5d7f9a9 "migrate to fleet release key"). The signing config itself is not in this repo.</w:t>
+        <w:t xml:space="preserve">Owner's fleet tooling: distributed builds are produced and signed outside this repo by the owner's self-hosted fleet pipeline (details live outside this repo and are unverified here). The app contains </w:t>
+      </w:r>
+      <w:r>
+        <w:rPr>
+          <w:b/>
+        </w:rPr>
+        <w:t>no</w:t>
+      </w:r>
+      <w:r>
+        <w:t xml:space="preserve"> fleet client code: no fleet app key, no self-reporting, no self-update, no network calls.</w:t>
       </w:r>
     </w:p>
     <w:p>
@@ -771,7 +1985,18 @@
         <w:pStyle w:val="ListBullet"/>
       </w:pPr>
       <w:r>
-        <w:t>Protocol knowledge derived (reverse-engineered, not copied) from: original jrodrigo rev.c firmware, Nold360/gbcflsh (Qt host), Tauwasser/GBCartFlasher (firmware rewrite) — all credited in the README.</w:t>
+        <w:t xml:space="preserve">Protocol knowledge comes from the original jrodrigo rev.c firmware, Nold360/gbcflsh (Qt host) and Tauwasser/GBCartFlasher (firmware rewrite), all credited in the README. Header layout follows the Pan Docs cartridge-header reference cited in </w:t>
+      </w:r>
+      <w:r>
+        <w:rPr>
+          <w:rFonts w:ascii="Consolas" w:hAnsi="Consolas"/>
+          <w:color w:val="A02020"/>
+          <w:sz w:val="19"/>
+        </w:rPr>
+        <w:t>CartHeader.kt</w:t>
+      </w:r>
+      <w:r>
+        <w:t>.</w:t>
       </w:r>
     </w:p>
     <w:p>
@@ -779,7 +2004,7 @@
         <w:pStyle w:val="ListBullet"/>
       </w:pPr>
       <w:r>
-        <w:t>No cloud services, APIs, telemetry, or analytics. No network permission is requested.</w:t>
+        <w:t>No cloud services, APIs, telemetry or analytics. The app requests no permissions at all; the manifest only declares the USB-host feature.</w:t>
       </w:r>
     </w:p>
     <w:p>
@@ -795,7 +2020,48 @@
         <w:pStyle w:val="ListBullet"/>
       </w:pPr>
       <w:r>
-        <w:t xml:space="preserve">No secrets are stored in the repo (verified by grep over tree + history). No </w:t>
+        <w:t xml:space="preserve">The code reads no secrets, environment variables, BuildConfig fields or custom </w:t>
+      </w:r>
+      <w:r>
+        <w:rPr>
+          <w:rFonts w:ascii="Consolas" w:hAnsi="Consolas"/>
+          <w:color w:val="A02020"/>
+          <w:sz w:val="19"/>
+        </w:rPr>
+        <w:t>local.properties</w:t>
+      </w:r>
+      <w:r>
+        <w:t xml:space="preserve"> keys. The only local file needed is the standard </w:t>
+      </w:r>
+      <w:r>
+        <w:rPr>
+          <w:rFonts w:ascii="Consolas" w:hAnsi="Consolas"/>
+          <w:color w:val="A02020"/>
+          <w:sz w:val="19"/>
+        </w:rPr>
+        <w:t>local.properties</w:t>
+      </w:r>
+      <w:r>
+        <w:t xml:space="preserve"> (</w:t>
+      </w:r>
+      <w:r>
+        <w:rPr>
+          <w:rFonts w:ascii="Consolas" w:hAnsi="Consolas"/>
+          <w:color w:val="A02020"/>
+          <w:sz w:val="19"/>
+        </w:rPr>
+        <w:t>sdk.dir</w:t>
+      </w:r>
+      <w:r>
+        <w:t>) for CLI builds, and it is gitignored.</w:t>
+      </w:r>
+    </w:p>
+    <w:p>
+      <w:pPr>
+        <w:pStyle w:val="ListBullet"/>
+      </w:pPr>
+      <w:r>
+        <w:t xml:space="preserve">No </w:t>
       </w:r>
       <w:r>
         <w:rPr>
@@ -817,7 +2083,7 @@
         <w:t>google-services.json</w:t>
       </w:r>
       <w:r>
-        <w:t>, keystore, or service-account file present or ever committed.</w:t>
+        <w:t>, keystore or service-account file is in the tree, and none appears in the history.</w:t>
       </w:r>
     </w:p>
     <w:p>
@@ -825,15 +2091,40 @@
         <w:pStyle w:val="ListBullet"/>
       </w:pPr>
       <w:r>
+        <w:t>Release signing material belongs to the external fleet pipeline. It must never be committed here. (</w:t>
+      </w:r>
+      <w:r>
         <w:rPr>
           <w:rFonts w:ascii="Consolas" w:hAnsi="Consolas"/>
           <w:color w:val="A02020"/>
           <w:sz w:val="19"/>
         </w:rPr>
-        <w:t>local.properties</w:t>
-      </w:r>
-      <w:r>
-        <w:t xml:space="preserve"> (Android SDK path) is required locally for CLI builds and is correctly gitignored.</w:t>
+        <w:t>.gitignore</w:t>
+      </w:r>
+      <w:r>
+        <w:t xml:space="preserve"> does not currently list </w:t>
+      </w:r>
+      <w:r>
+        <w:rPr>
+          <w:rFonts w:ascii="Consolas" w:hAnsi="Consolas"/>
+          <w:color w:val="A02020"/>
+          <w:sz w:val="19"/>
+        </w:rPr>
+        <w:t>*.jks</w:t>
+      </w:r>
+      <w:r>
+        <w:t xml:space="preserve"> / </w:t>
+      </w:r>
+      <w:r>
+        <w:rPr>
+          <w:rFonts w:ascii="Consolas" w:hAnsi="Consolas"/>
+          <w:color w:val="A02020"/>
+          <w:sz w:val="19"/>
+        </w:rPr>
+        <w:t>*.keystore</w:t>
+      </w:r>
+      <w:r>
+        <w:t>.)</w:t>
       </w:r>
     </w:p>
     <w:p>
@@ -841,15 +2132,15 @@
         <w:pStyle w:val="ListBullet"/>
       </w:pPr>
       <w:r>
-        <w:t>Release signing keys are supplied by the external fleet pipeline; they must never be committed here.</w:t>
+        <w:t>Runtime state the app persists:</w:t>
       </w:r>
     </w:p>
     <w:p>
       <w:pPr>
-        <w:pStyle w:val="ListBullet"/>
+        <w:pStyle w:val="ListBullet2"/>
       </w:pPr>
       <w:r>
-        <w:t xml:space="preserve">Runtime config the app persists: per-flasher baud + MBC in private SharedPreferences </w:t>
+        <w:t xml:space="preserve">SharedPreferences </w:t>
       </w:r>
       <w:r>
         <w:rPr>
@@ -860,7 +2151,64 @@
         <w:t>flasher_prefs</w:t>
       </w:r>
       <w:r>
-        <w:t xml:space="preserve"> (non-sensitive).</w:t>
+        <w:t xml:space="preserve"> (MODE_PRIVATE): </w:t>
+      </w:r>
+      <w:r>
+        <w:rPr>
+          <w:rFonts w:ascii="Consolas" w:hAnsi="Consolas"/>
+          <w:color w:val="A02020"/>
+          <w:sz w:val="19"/>
+        </w:rPr>
+        <w:t>&lt;serial&gt;_baud</w:t>
+      </w:r>
+      <w:r>
+        <w:t xml:space="preserve">, </w:t>
+      </w:r>
+      <w:r>
+        <w:rPr>
+          <w:rFonts w:ascii="Consolas" w:hAnsi="Consolas"/>
+          <w:color w:val="A02020"/>
+          <w:sz w:val="19"/>
+        </w:rPr>
+        <w:t>&lt;serial&gt;_mbc</w:t>
+      </w:r>
+      <w:r>
+        <w:t xml:space="preserve">, </w:t>
+      </w:r>
+      <w:r>
+        <w:rPr>
+          <w:rFonts w:ascii="Consolas" w:hAnsi="Consolas"/>
+          <w:color w:val="A02020"/>
+          <w:sz w:val="19"/>
+        </w:rPr>
+        <w:t>&lt;serial&gt;_when</w:t>
+      </w:r>
+      <w:r>
+        <w:t xml:space="preserve"> — non-sensitive.</w:t>
+      </w:r>
+    </w:p>
+    <w:p>
+      <w:pPr>
+        <w:pStyle w:val="ListBullet2"/>
+      </w:pPr>
+      <w:r>
+        <w:t>A persistable SAF read/write grant for the folder you picked. The folder URI itself is not saved.</w:t>
+      </w:r>
+    </w:p>
+    <w:p>
+      <w:pPr>
+        <w:pStyle w:val="ListBullet2"/>
+      </w:pPr>
+      <w:r>
+        <w:t>ROM dumps are written only to that user-picked folder.</w:t>
+      </w:r>
+    </w:p>
+    <w:p>
+      <w:pPr>
+        <w:pStyle w:val="ListBullet"/>
+      </w:pPr>
+      <w:r>
+        <w:t>Python tools: configured only by command-line arguments (port, baud, MBC).</w:t>
       </w:r>
     </w:p>
     <w:p>
@@ -876,7 +2224,7 @@
         <w:pStyle w:val="ListBullet"/>
       </w:pPr>
       <w:r>
-        <w:t xml:space="preserve">No automated tests (no </w:t>
+        <w:t xml:space="preserve">No automated tests: there is no </w:t>
       </w:r>
       <w:r>
         <w:rPr>
@@ -895,10 +2243,21 @@
           <w:color w:val="A02020"/>
           <w:sz w:val="19"/>
         </w:rPr>
-        <w:t>androidTest</w:t>
-      </w:r>
-      <w:r>
-        <w:t>, no CI workflow).</w:t>
+        <w:t>app/src/androidTest</w:t>
+      </w:r>
+      <w:r>
+        <w:t>, no test dependencies and no CI workflow (</w:t>
+      </w:r>
+      <w:r>
+        <w:rPr>
+          <w:rFonts w:ascii="Consolas" w:hAnsi="Consolas"/>
+          <w:color w:val="A02020"/>
+          <w:sz w:val="19"/>
+        </w:rPr>
+        <w:t>.github/</w:t>
+      </w:r>
+      <w:r>
+        <w:t xml:space="preserve"> is absent).</w:t>
       </w:r>
     </w:p>
     <w:p>
@@ -906,7 +2265,7 @@
         <w:pStyle w:val="ListBullet"/>
       </w:pPr>
       <w:r>
-        <w:t xml:space="preserve">Manual / hardware-in-the-loop testing is the de-facto strategy; the embedded Nintendo-logo match in </w:t>
+        <w:t xml:space="preserve">Testing is manual, with the hardware in the loop. The Nintendo-logo comparison in </w:t>
       </w:r>
       <w:r>
         <w:rPr>
@@ -917,7 +2276,7 @@
         <w:t>CartHeader.hasValidNintendoLogo</w:t>
       </w:r>
       <w:r>
-        <w:t xml:space="preserve"> acts as a self-check that a dump is real and the baud/MBC are correct.</w:t>
+        <w:t xml:space="preserve"> acts as a self-check that the baud and MBC are right and the bytes are real cart data. After a dump, the global checksum check flags likely-corrupted dumps in the log (a warning only; the file is still saved).</w:t>
       </w:r>
     </w:p>
     <w:p>
@@ -936,7 +2295,7 @@
         <w:t>tools/*.py</w:t>
       </w:r>
       <w:r>
-        <w:t xml:space="preserve"> probe scripts serve as manual protocol validation harnesses on a PC.</w:t>
+        <w:t xml:space="preserve"> probe scripts are manual protocol-validation harnesses for a PC with the flasher attached.</w:t>
       </w:r>
     </w:p>
     <w:p>
@@ -952,18 +2311,7 @@
         <w:pStyle w:val="ListBullet"/>
       </w:pPr>
       <w:r>
-        <w:t xml:space="preserve">Documentation drift: the README's protocol table lists sub-command values </w:t>
-      </w:r>
-      <w:r>
-        <w:rPr>
-          <w:rFonts w:ascii="Consolas" w:hAnsi="Consolas"/>
-          <w:color w:val="A02020"/>
-          <w:sz w:val="19"/>
-        </w:rPr>
-        <w:t>CONFIG=0x01, ERASE=0x02, STATUS=0x03</w:t>
-      </w:r>
-      <w:r>
-        <w:t xml:space="preserve"> and frame payload "64 bytes", but the authoritative code (</w:t>
+        <w:t xml:space="preserve">Save-RAM (SRAM) dumping/restoring, flash writing and erase are not implemented. Only ROM read is wired up, although </w:t>
       </w:r>
       <w:r>
         <w:rPr>
@@ -974,7 +2322,15 @@
         <w:t>Protocol.kt</w:t>
       </w:r>
       <w:r>
-        <w:t xml:space="preserve">) uses </w:t>
+        <w:t xml:space="preserve"> defines RRAM/WRAM/WROM/ERASE.</w:t>
+      </w:r>
+    </w:p>
+    <w:p>
+      <w:pPr>
+        <w:pStyle w:val="ListBullet"/>
+      </w:pPr>
+      <w:r>
+        <w:t>MBC3 RTC register state is not captured (</w:t>
       </w:r>
       <w:r>
         <w:rPr>
@@ -982,21 +2338,126 @@
           <w:color w:val="A02020"/>
           <w:sz w:val="19"/>
         </w:rPr>
-        <w:t>CMD_CONFIG=0x00, DATA_NORMAL=0x01, DATA_LAST=0x02, CMD_ERASE=0x03, CMD_STATUS=0x04</w:t>
-      </w:r>
-      <w:r>
-        <w:t xml:space="preserve">. The README sub-command values are stale/incorrect. (Frame payload of 64 bytes is correct.) Also the </w:t>
-      </w:r>
+        <w:t>MbcSupport.SupportedRomOnly</w:t>
+      </w:r>
+      <w:r>
+        <w:t>).</w:t>
+      </w:r>
+    </w:p>
+    <w:p>
+      <w:pPr>
+        <w:pStyle w:val="ListBullet"/>
+      </w:pPr>
+      <w:r>
+        <w:t xml:space="preserve">Unsupported mappers: MMM01 multicart, MBC6, MBC7, Pocket Camera, TAMA5, HuC3, HuC1. A scan shows a warning on the cart card and in the log, but </w:t>
+      </w:r>
+      <w:r>
+        <w:rPr>
+          <w:b/>
+        </w:rPr>
+        <w:t>Dump ROM</w:t>
+      </w:r>
+      <w:r>
+        <w:t xml:space="preserve"> is not blocked.</w:t>
+      </w:r>
+    </w:p>
+    <w:p>
+      <w:pPr>
+        <w:pStyle w:val="ListBullet"/>
+      </w:pPr>
+      <w:r>
+        <w:t>MBC1 multicarts may alias sub-games together because the rev.c firmware doesn't mask bank 4 correctly. The app logs a warning after the dump.</w:t>
+      </w:r>
+    </w:p>
+    <w:p>
+      <w:pPr>
+        <w:pStyle w:val="ListBullet"/>
+      </w:pPr>
+      <w:r>
+        <w:t>The global-checksum check has a known false positive (Bomberman Quest, per the in-app message).</w:t>
+      </w:r>
+    </w:p>
+    <w:p>
+      <w:pPr>
+        <w:pStyle w:val="ListBullet"/>
+      </w:pPr>
+      <w:r>
+        <w:t>The save folder is not remembered across app launches (the URI grant is persisted but the URI is not stored).</w:t>
+      </w:r>
+    </w:p>
+    <w:p>
+      <w:pPr>
+        <w:pStyle w:val="ListBullet"/>
+      </w:pPr>
+      <w:r>
+        <w:t xml:space="preserve">After a USB permission grant, the app always re-runs </w:t>
+      </w:r>
+      <w:r>
+        <w:rPr>
+          <w:b/>
+        </w:rPr>
+        <w:t>Scan cart</w:t>
+      </w:r>
+      <w:r>
+        <w:t>, whichever action triggered the request.</w:t>
+      </w:r>
+    </w:p>
+    <w:p>
+      <w:pPr>
+        <w:pStyle w:val="ListBullet"/>
+      </w:pPr>
+      <w:r>
+        <w:t>Running auto-detect erases the flasher's saved baud/MBC before sweeping; if the sweep fails, the old entry is lost.</w:t>
+      </w:r>
+    </w:p>
+    <w:p>
+      <w:pPr>
+        <w:pStyle w:val="ListBullet"/>
+      </w:pPr>
+      <w:r>
+        <w:t xml:space="preserve">The new-flasher log line tells the user to tap </w:t>
+      </w:r>
+      <w:r>
+        <w:rPr>
+          <w:b/>
+        </w:rPr>
+        <w:t>Scan cart</w:t>
+      </w:r>
+      <w:r>
+        <w:t xml:space="preserve"> to auto-detect; the user actually needs to tap </w:t>
+      </w:r>
+      <w:r>
+        <w:rPr>
+          <w:b/>
+        </w:rPr>
+        <w:t>Auto-detect baud + MBC</w:t>
+      </w:r>
+      <w:r>
+        <w:t>.</w:t>
+      </w:r>
+    </w:p>
+    <w:p>
+      <w:pPr>
+        <w:pStyle w:val="ListBullet"/>
+      </w:pPr>
+      <w:r>
+        <w:t>A global-checksum mismatch or a suspected MBC1 multicart only logs a warning; the dump is saved anyway.</w:t>
+      </w:r>
+    </w:p>
+    <w:p>
+      <w:pPr>
+        <w:pStyle w:val="ListBullet"/>
+      </w:pPr>
       <w:r>
         <w:rPr>
           <w:rFonts w:ascii="Consolas" w:hAnsi="Consolas"/>
           <w:color w:val="A02020"/>
           <w:sz w:val="19"/>
         </w:rPr>
-        <w:t>GBFlasher.kt</w:t>
-      </w:r>
-      <w:r>
-        <w:t xml:space="preserve"> class-level KDoc says payload is "68 bytes" while the code/constant uses a 64-byte FRAME_SIZE.</w:t>
+        <w:t>GBFlasher.readStatus()</w:t>
+      </w:r>
+      <w:r>
+        <w:t xml:space="preserve"> is dead code since STATUS was removed from the scan flow.</w:t>
       </w:r>
     </w:p>
     <w:p>
@@ -1004,7 +2465,7 @@
         <w:pStyle w:val="ListBullet"/>
       </w:pPr>
       <w:r>
-        <w:t xml:space="preserve">MBC3 RTC state is not captured (documented in </w:t>
+        <w:t xml:space="preserve">Unused resources: </w:t>
       </w:r>
       <w:r>
         <w:rPr>
@@ -1012,10 +2473,32 @@
           <w:color w:val="A02020"/>
           <w:sz w:val="19"/>
         </w:rPr>
-        <w:t>CartHeader.MbcSupport.SupportedRomOnly</w:t>
-      </w:r>
-      <w:r>
-        <w:t>).</w:t>
+        <w:t>app/src/main/res/drawable-nodpi/splash.png</w:t>
+      </w:r>
+      <w:r>
+        <w:t xml:space="preserve"> (~1.9 MB, unreferenced, added by the icon-regeneration commit) is still packaged in the APK because resource shrinking is off. </w:t>
+      </w:r>
+      <w:r>
+        <w:rPr>
+          <w:rFonts w:ascii="Consolas" w:hAnsi="Consolas"/>
+          <w:color w:val="A02020"/>
+          <w:sz w:val="19"/>
+        </w:rPr>
+        <w:t>app/src/main/res/drawable/ic_launcher_foreground.xml</w:t>
+      </w:r>
+      <w:r>
+        <w:t xml:space="preserve"> (a floppy-disk vector) is also unreferenced. The adaptive icon now uses the </w:t>
+      </w:r>
+      <w:r>
+        <w:rPr>
+          <w:rFonts w:ascii="Consolas" w:hAnsi="Consolas"/>
+          <w:color w:val="A02020"/>
+          <w:sz w:val="19"/>
+        </w:rPr>
+        <w:t>mipmap-*/ic_launcher_foreground.png</w:t>
+      </w:r>
+      <w:r>
+        <w:t xml:space="preserve"> rasters.</w:t>
       </w:r>
     </w:p>
     <w:p>
@@ -1023,7 +2506,29 @@
         <w:pStyle w:val="ListBullet"/>
       </w:pPr>
       <w:r>
-        <w:t>Unsupported mappers: MMM01 multicart, MBC6, MBC7, Pocket Camera, TAMA5, HuC3, HuC1 (the UI warns before dumping).</w:t>
+        <w:t xml:space="preserve">The committed </w:t>
+      </w:r>
+      <w:r>
+        <w:rPr>
+          <w:rFonts w:ascii="Consolas" w:hAnsi="Consolas"/>
+          <w:color w:val="A02020"/>
+          <w:sz w:val="19"/>
+        </w:rPr>
+        <w:t>PROJECT-DOCUMENTATION.docx</w:t>
+      </w:r>
+      <w:r>
+        <w:t xml:space="preserve"> predates this revision and contradicts it in places (status, commit count, STATUS in the scan flow, CRC name). Treat this Markdown file as authoritative until the </w:t>
+      </w:r>
+      <w:r>
+        <w:rPr>
+          <w:rFonts w:ascii="Consolas" w:hAnsi="Consolas"/>
+          <w:color w:val="A02020"/>
+          <w:sz w:val="19"/>
+        </w:rPr>
+        <w:t>.docx</w:t>
+      </w:r>
+      <w:r>
+        <w:t xml:space="preserve"> is regenerated.</w:t>
       </w:r>
     </w:p>
     <w:p>
@@ -1031,7 +2536,7 @@
         <w:pStyle w:val="ListBullet"/>
       </w:pPr>
       <w:r>
-        <w:t>MBC1 multicarts may alias sub-games together because the rev.c firmware doesn't mask bank 4 correctly (runtime warning emitted).</w:t>
+        <w:t>Release build has minification disabled and no signing config; it relies on the external fleet pipeline.</w:t>
       </w:r>
     </w:p>
     <w:p>
@@ -1039,7 +2544,15 @@
         <w:pStyle w:val="ListBullet"/>
       </w:pPr>
       <w:r>
-        <w:t>RAM (save) dumping is not implemented in the UI; the protocol layer defines RRAM/WRAM ops but only ROM read is wired up.</w:t>
+        <w:t>No tests and no CI.</w:t>
+      </w:r>
+    </w:p>
+    <w:p>
+      <w:pPr>
+        <w:pStyle w:val="Heading2"/>
+      </w:pPr>
+      <w:r>
+        <w:t>Third-party &amp; Licensing</w:t>
       </w:r>
     </w:p>
     <w:p>
@@ -1047,7 +2560,223 @@
         <w:pStyle w:val="ListBullet"/>
       </w:pPr>
       <w:r>
-        <w:t>Release build has no signing config and minify disabled — relies entirely on the external fleet pipeline.</w:t>
+        <w:rPr>
+          <w:b/>
+        </w:rPr>
+        <w:t>License: none chosen yet.</w:t>
+      </w:r>
+      <w:r>
+        <w:t xml:space="preserve"> There is no LICENSE file, so all rights are reserved by default even though the repository is public. The owner needs to choose a license if redistribution is intended.</w:t>
+      </w:r>
+    </w:p>
+    <w:p>
+      <w:pPr>
+        <w:pStyle w:val="ListBullet"/>
+      </w:pPr>
+      <w:r>
+        <w:t xml:space="preserve">All dependencies are permissive (Apache-2.0 / MIT / BSD-3-Clause). No GPL/LGPL/AGPL/MPL library is declared. The build excludes </w:t>
+      </w:r>
+      <w:r>
+        <w:rPr>
+          <w:rFonts w:ascii="Consolas" w:hAnsi="Consolas"/>
+          <w:color w:val="A02020"/>
+          <w:sz w:val="19"/>
+        </w:rPr>
+        <w:t>/META-INF/{AL2.0,LGPL2.1}</w:t>
+      </w:r>
+      <w:r>
+        <w:t xml:space="preserve"> resources from the APK; this is the standard Android Studio Compose template exclusion, and which dependency ships those files is unverified.</w:t>
+      </w:r>
+    </w:p>
+    <w:p>
+      <w:pPr>
+        <w:pStyle w:val="ListBullet"/>
+      </w:pPr>
+      <w:r>
+        <w:t>Bundled third-party files: the Gradle Wrapper (</w:t>
+      </w:r>
+      <w:r>
+        <w:rPr>
+          <w:rFonts w:ascii="Consolas" w:hAnsi="Consolas"/>
+          <w:color w:val="A02020"/>
+          <w:sz w:val="19"/>
+        </w:rPr>
+        <w:t>gradlew</w:t>
+      </w:r>
+      <w:r>
+        <w:t xml:space="preserve">, </w:t>
+      </w:r>
+      <w:r>
+        <w:rPr>
+          <w:rFonts w:ascii="Consolas" w:hAnsi="Consolas"/>
+          <w:color w:val="A02020"/>
+          <w:sz w:val="19"/>
+        </w:rPr>
+        <w:t>gradlew.bat</w:t>
+      </w:r>
+      <w:r>
+        <w:t xml:space="preserve">, </w:t>
+      </w:r>
+      <w:r>
+        <w:rPr>
+          <w:rFonts w:ascii="Consolas" w:hAnsi="Consolas"/>
+          <w:color w:val="A02020"/>
+          <w:sz w:val="19"/>
+        </w:rPr>
+        <w:t>gradle/wrapper/gradle-wrapper.jar</w:t>
+      </w:r>
+      <w:r>
+        <w:t xml:space="preserve">, Apache-2.0). No upstream source trees are vendored. See </w:t>
+      </w:r>
+      <w:r>
+        <w:rPr>
+          <w:rFonts w:ascii="Consolas" w:hAnsi="Consolas"/>
+          <w:color w:val="A02020"/>
+          <w:sz w:val="19"/>
+        </w:rPr>
+        <w:t>THIRD-PARTY.md</w:t>
+      </w:r>
+      <w:r>
+        <w:t>.</w:t>
+      </w:r>
+    </w:p>
+    <w:p>
+      <w:pPr>
+        <w:pStyle w:val="ListBullet"/>
+      </w:pPr>
+      <w:r>
+        <w:t xml:space="preserve">Protocol re-implementation: the Kotlin and Python code re-implement the rev.c wire protocol. Code comments say the constant values come from the original firmware / gbcflsh </w:t>
+      </w:r>
+      <w:r>
+        <w:rPr>
+          <w:rFonts w:ascii="Consolas" w:hAnsi="Consolas"/>
+          <w:color w:val="A02020"/>
+          <w:sz w:val="19"/>
+        </w:rPr>
+        <w:t>const.h</w:t>
+      </w:r>
+      <w:r>
+        <w:t>. No upstream source files are in the repo. The upstream projects' licenses are unverified.</w:t>
+      </w:r>
+    </w:p>
+    <w:p>
+      <w:pPr>
+        <w:pStyle w:val="ListBullet"/>
+      </w:pPr>
+      <w:r>
+        <w:rPr>
+          <w:b/>
+        </w:rPr>
+        <w:t>Nintendo IP flags:</w:t>
+      </w:r>
+    </w:p>
+    <w:p>
+      <w:pPr>
+        <w:pStyle w:val="ListBullet2"/>
+      </w:pPr>
+      <w:r>
+        <w:t xml:space="preserve">The 48-byte Nintendo boot-logo byte sequence is embedded literally in </w:t>
+      </w:r>
+      <w:r>
+        <w:rPr>
+          <w:rFonts w:ascii="Consolas" w:hAnsi="Consolas"/>
+          <w:color w:val="A02020"/>
+          <w:sz w:val="19"/>
+        </w:rPr>
+        <w:t>flasher/CartHeader.kt</w:t>
+      </w:r>
+      <w:r>
+        <w:t xml:space="preserve"> and </w:t>
+      </w:r>
+      <w:r>
+        <w:rPr>
+          <w:rFonts w:ascii="Consolas" w:hAnsi="Consolas"/>
+          <w:color w:val="A02020"/>
+          <w:sz w:val="19"/>
+        </w:rPr>
+        <w:t>tools/sweep_pc.py</w:t>
+      </w:r>
+      <w:r>
+        <w:t>. It is used only as a comparison oracle against bytes read from the user's own cartridge and is never displayed. Nintendo claims copyright/trademark rights in this logo. Embedding it is common practice in GB tooling, but it is third-party material in a public repo. A hash comparison would avoid shipping the bytes.</w:t>
+      </w:r>
+    </w:p>
+    <w:p>
+      <w:pPr>
+        <w:pStyle w:val="ListBullet2"/>
+      </w:pPr>
+      <w:r>
+        <w:t xml:space="preserve">"Game Boy" / "Game Boy Color" are Nintendo trademarks, used descriptively in the docs. The app's identity uses the "GB" abbreviation ("GB Cart Dumper", package </w:t>
+      </w:r>
+      <w:r>
+        <w:rPr>
+          <w:rFonts w:ascii="Consolas" w:hAnsi="Consolas"/>
+          <w:color w:val="A02020"/>
+          <w:sz w:val="19"/>
+        </w:rPr>
+        <w:t>com.tyler.gbcartdumper</w:t>
+      </w:r>
+      <w:r>
+        <w:t>). This is trademark-in-identity, low risk as nominative use; avoid implying Nintendo affiliation. The launcher icon is a higher-risk element (see the Launcher icon note below).</w:t>
+      </w:r>
+    </w:p>
+    <w:p>
+      <w:pPr>
+        <w:pStyle w:val="ListBullet"/>
+      </w:pPr>
+      <w:r>
+        <w:t>Other names: "GB Cart Flasher rev.c" / jrodrigo, Nold360, Tauwasser refer to the hardware/firmware/host projects this app interoperates with and are credited. FTDI / FT232R are FTDI Ltd. names, used descriptively.</w:t>
+      </w:r>
+    </w:p>
+    <w:p>
+      <w:pPr>
+        <w:pStyle w:val="ListBullet"/>
+      </w:pPr>
+      <w:r>
+        <w:t xml:space="preserve">Launcher icon: AI-generated by the owner (commit </w:t>
+      </w:r>
+      <w:r>
+        <w:rPr>
+          <w:rFonts w:ascii="Consolas" w:hAnsi="Consolas"/>
+          <w:color w:val="A02020"/>
+          <w:sz w:val="19"/>
+        </w:rPr>
+        <w:t>71ee554</w:t>
+      </w:r>
+      <w:r>
+        <w:t xml:space="preserve">). It is not copied third-party art, but see this trade-dress note. The </w:t>
+      </w:r>
+      <w:r>
+        <w:rPr>
+          <w:rFonts w:ascii="Consolas" w:hAnsi="Consolas"/>
+          <w:color w:val="A02020"/>
+          <w:sz w:val="19"/>
+        </w:rPr>
+        <w:t>mipmap-*/ic_launcher*.png</w:t>
+      </w:r>
+      <w:r>
+        <w:t xml:space="preserve"> rasters used by the adaptive icon depict a handheld that closely resembles Nintendo's original Game Boy (DMG-01) design: a grey body, screen bezel, D-pad, A/B buttons and a cartridge-style corner. That evokes Nintendo trade dress in the app's identity, beyond the "GB" name abbreviation above. It is a trademark/trade-dress-in-identity risk for a public app. Consider a non-console, non-derivative icon, for example the unused floppy vector in </w:t>
+      </w:r>
+      <w:r>
+        <w:rPr>
+          <w:rFonts w:ascii="Consolas" w:hAnsi="Consolas"/>
+          <w:color w:val="A02020"/>
+          <w:sz w:val="19"/>
+        </w:rPr>
+        <w:t>res/drawable/ic_launcher_foreground.xml</w:t>
+      </w:r>
+      <w:r>
+        <w:t xml:space="preserve">. The unreferenced </w:t>
+      </w:r>
+      <w:r>
+        <w:rPr>
+          <w:rFonts w:ascii="Consolas" w:hAnsi="Consolas"/>
+          <w:color w:val="A02020"/>
+          <w:sz w:val="19"/>
+        </w:rPr>
+        <w:t>splash.png</w:t>
+      </w:r>
+      <w:r>
+        <w:t xml:space="preserve"> from the same commit still ships in the APK because resource shrinking is off.</w:t>
       </w:r>
     </w:p>
     <w:p>
@@ -1055,7 +2784,7 @@
         <w:pStyle w:val="Heading2"/>
       </w:pPr>
       <w:r>
-        <w:t>Third-party &amp; Licensing notes</w:t>
+        <w:t>Security notes</w:t>
       </w:r>
     </w:p>
     <w:p>
@@ -1063,7 +2792,7 @@
         <w:pStyle w:val="ListBullet"/>
       </w:pPr>
       <w:r>
-        <w:t>No LICENSE file in the repo. As-is, all rights reserved by default — a license should be added if redistribution is intended.</w:t>
+        <w:t>Trust boundary: the only external peer is the USB-attached FT232R flasher. Bytes from it are treated as untrusted: every packet is CRC-checked, and the bank count is bounded before allocation. There is no network access at all: no INTERNET permission, no HTTP or socket code, no analytics.</w:t>
       </w:r>
     </w:p>
     <w:p>
@@ -1071,7 +2800,7 @@
         <w:pStyle w:val="ListBullet"/>
       </w:pPr>
       <w:r>
-        <w:t>Dependencies are all permissive (Apache-2.0 / MIT / BSD); usb-serial-for-android is MIT. No GPL/AGPL/copyleft dependency, so no viral-license obligation on the app's own source.</w:t>
+        <w:t>Auth model: no accounts. Access to the flasher is gated by Android's per-device USB permission prompt. File output is gated by the folder the user explicitly picks through SAF.</w:t>
       </w:r>
     </w:p>
     <w:p>
@@ -1079,7 +2808,62 @@
         <w:pStyle w:val="ListBullet"/>
       </w:pPr>
       <w:r>
-        <w:t>No vendored or copied third-party source files. The Python probes and Kotlin protocol code are original re-implementations; protocol details were reverse-engineered and the upstream projects are credited, not pasted.</w:t>
+        <w:t xml:space="preserve">Inbound surfaces: the exported launcher activity (also the target of the FT232R USB-attach filter); a runtime receiver for the USB-permission result (not exported, </w:t>
+      </w:r>
+      <w:r>
+        <w:rPr>
+          <w:rFonts w:ascii="Consolas" w:hAnsi="Consolas"/>
+          <w:color w:val="A02020"/>
+          <w:sz w:val="19"/>
+        </w:rPr>
+        <w:t>RECEIVER_NOT_EXPORTED</w:t>
+      </w:r>
+      <w:r>
+        <w:t>), which reads only the granted flag and then refreshes and scans; and an exported runtime receiver (</w:t>
+      </w:r>
+      <w:r>
+        <w:rPr>
+          <w:rFonts w:ascii="Consolas" w:hAnsi="Consolas"/>
+          <w:color w:val="A02020"/>
+          <w:sz w:val="19"/>
+        </w:rPr>
+        <w:t>RECEIVER_EXPORTED</w:t>
+      </w:r>
+      <w:r>
+        <w:t xml:space="preserve">) for the system </w:t>
+      </w:r>
+      <w:r>
+        <w:rPr>
+          <w:rFonts w:ascii="Consolas" w:hAnsi="Consolas"/>
+          <w:color w:val="A02020"/>
+          <w:sz w:val="19"/>
+        </w:rPr>
+        <w:t>USB_DEVICE_ATTACHED</w:t>
+      </w:r>
+      <w:r>
+        <w:t>/</w:t>
+      </w:r>
+      <w:r>
+        <w:rPr>
+          <w:rFonts w:ascii="Consolas" w:hAnsi="Consolas"/>
+          <w:color w:val="A02020"/>
+          <w:sz w:val="19"/>
+        </w:rPr>
+        <w:t>USB_DEVICE_DETACHED</w:t>
+      </w:r>
+      <w:r>
+        <w:t xml:space="preserve"> broadcasts. Those are protected broadcasts, and that receiver only calls </w:t>
+      </w:r>
+      <w:r>
+        <w:rPr>
+          <w:rFonts w:ascii="Consolas" w:hAnsi="Consolas"/>
+          <w:color w:val="A02020"/>
+          <w:sz w:val="19"/>
+        </w:rPr>
+        <w:t>refreshDevicePresence()</w:t>
+      </w:r>
+      <w:r>
+        <w:t>.</w:t>
       </w:r>
     </w:p>
     <w:p>
@@ -1087,113 +2871,8 @@
         <w:pStyle w:val="ListBullet"/>
       </w:pPr>
       <w:r>
-        <w:t>IP flags:</w:t>
-      </w:r>
-    </w:p>
-    <w:p>
-      <w:pPr>
-        <w:pStyle w:val="ListBullet2"/>
-      </w:pPr>
-      <w:r>
-        <w:t xml:space="preserve">The 48-byte Nintendo boot logo bitmap is embedded in </w:t>
-      </w:r>
-      <w:r>
-        <w:rPr>
-          <w:rFonts w:ascii="Consolas" w:hAnsi="Consolas"/>
-          <w:color w:val="A02020"/>
-          <w:sz w:val="19"/>
-        </w:rPr>
-        <w:t>CartHeader.kt</w:t>
-      </w:r>
-      <w:r>
-        <w:t xml:space="preserve"> (lines 62-69). Nintendo has asserted copyright/trademark over this logo. Including it for dump-validation is common practice in GB tooling but is technically a third-party copyrighted asset.</w:t>
-      </w:r>
-    </w:p>
-    <w:p>
-      <w:pPr>
-        <w:pStyle w:val="ListBullet2"/>
-      </w:pPr>
-      <w:r>
-        <w:t>"Game Boy" / "Game Boy Color" are Nintendo trademarks used descriptively in the README and app name ("GB Cart Dumper"). Nominative/descriptive use, low risk; avoid implying Nintendo affiliation.</w:t>
-      </w:r>
-    </w:p>
-    <w:p>
-      <w:pPr>
-        <w:pStyle w:val="ListBullet2"/>
-      </w:pPr>
-      <w:r>
-        <w:t>"GB Cart Flasher rev.c", "jrodrigo", "Nold360", "Tauwasser" are referenced as the hardware/firmware/host projects being interoperated with; cited appropriately.</w:t>
-      </w:r>
-    </w:p>
-    <w:p>
-      <w:pPr>
-        <w:pStyle w:val="Heading2"/>
-      </w:pPr>
-      <w:r>
-        <w:t>Security notes</w:t>
-      </w:r>
-    </w:p>
-    <w:p>
-      <w:pPr>
-        <w:pStyle w:val="ListBullet"/>
-      </w:pPr>
-      <w:r>
-        <w:t xml:space="preserve">No secrets, tokens, keys, keystores, or credentials in the working tree or git history (verified via </w:t>
-      </w:r>
-      <w:r>
-        <w:rPr>
-          <w:rFonts w:ascii="Consolas" w:hAnsi="Consolas"/>
-          <w:color w:val="A02020"/>
-          <w:sz w:val="19"/>
-        </w:rPr>
-        <w:t>git grep</w:t>
-      </w:r>
-      <w:r>
-        <w:t xml:space="preserve"> and </w:t>
-      </w:r>
-      <w:r>
-        <w:rPr>
-          <w:rFonts w:ascii="Consolas" w:hAnsi="Consolas"/>
-          <w:color w:val="A02020"/>
-          <w:sz w:val="19"/>
-        </w:rPr>
-        <w:t>git log --all --name-only</w:t>
-      </w:r>
-      <w:r>
-        <w:t>).</w:t>
-      </w:r>
-    </w:p>
-    <w:p>
-      <w:pPr>
-        <w:pStyle w:val="ListBullet"/>
-      </w:pPr>
-      <w:r>
-        <w:t>No network usage at all: no INTERNET permission requested, no HTTP/URL calls, no analytics/telemetry. Attack surface is local USB only.</w:t>
-      </w:r>
-    </w:p>
-    <w:p>
-      <w:pPr>
-        <w:pStyle w:val="ListBullet"/>
-      </w:pPr>
-      <w:r>
-        <w:t xml:space="preserve">AndroidManifest is minimal: only </w:t>
-      </w:r>
-      <w:r>
-        <w:rPr>
-          <w:rFonts w:ascii="Consolas" w:hAnsi="Consolas"/>
-          <w:color w:val="A02020"/>
-          <w:sz w:val="19"/>
-        </w:rPr>
-        <w:t>android.hardware.usb.host</w:t>
-      </w:r>
-      <w:r>
-        <w:t xml:space="preserve"> feature; the single exported activity is the launcher (required) and only handles MAIN + USB_DEVICE_ATTACHED intents. No exported services/receivers/providers.</w:t>
-      </w:r>
-    </w:p>
-    <w:p>
-      <w:pPr>
-        <w:pStyle w:val="ListBullet"/>
-      </w:pPr>
+        <w:t xml:space="preserve">Data at rest: only non-sensitive baud/MBC preferences in private SharedPreferences; </w:t>
+      </w:r>
       <w:r>
         <w:rPr>
           <w:rFonts w:ascii="Consolas" w:hAnsi="Consolas"/>
@@ -1203,7 +2882,7 @@
         <w:t>allowBackup="false"</w:t>
       </w:r>
       <w:r>
-        <w:t xml:space="preserve"> set. SharedPreferences use MODE_PRIVATE and store only non-sensitive baud/MBC values.</w:t>
+        <w:t>.</w:t>
       </w:r>
     </w:p>
     <w:p>
@@ -1211,18 +2890,7 @@
         <w:pStyle w:val="ListBullet"/>
       </w:pPr>
       <w:r>
-        <w:t xml:space="preserve">Reflection is used narrowly to call FT232 </w:t>
-      </w:r>
-      <w:r>
-        <w:rPr>
-          <w:rFonts w:ascii="Consolas" w:hAnsi="Consolas"/>
-          <w:color w:val="A02020"/>
-          <w:sz w:val="19"/>
-        </w:rPr>
-        <w:t>setLatencyTimer</w:t>
-      </w:r>
-      <w:r>
-        <w:t xml:space="preserve"> — benign, no untrusted input.</w:t>
+        <w:t>Secrets: none in the repo or its history. Release signing keys live only with the external fleet pipeline.</w:t>
       </w:r>
     </w:p>
     <w:p>
@@ -1230,15 +2898,7 @@
         <w:pStyle w:val="ListBullet"/>
       </w:pPr>
       <w:r>
-        <w:t>No eval/exec, no SQL, no WebView, no JS bridge, no disabled TLS (no TLS at all). Input from the USB device is bounds-checked and CRC-validated; bank counts are clamped to 1..512.</w:t>
-      </w:r>
-    </w:p>
-    <w:p>
-      <w:pPr>
-        <w:pStyle w:val="ListBullet"/>
-      </w:pPr>
-      <w:r>
-        <w:t>Overall security posture: clean. No findings above informational.</w:t>
+        <w:t>Known risk categories, high level: release-build hardening (minification off), build provenance and signing handled outside this repo, and third-party IP in a public repo.</w:t>
       </w:r>
     </w:p>
     <w:sectPr>
